--- a/tiac/doc_templates/investigation_tiac.docx
+++ b/tiac/doc_templates/investigation_tiac.docx
@@ -1,13 +1,13 @@
 
 <file path=word/document.xml><?xml version="1.0" encoding="utf-8"?>
-<w:document xmlns:o="urn:schemas-microsoft-com:office:office" xmlns:r="http://schemas.openxmlformats.org/officeDocument/2006/relationships" xmlns:v="urn:schemas-microsoft-com:vml" xmlns:w="http://schemas.openxmlformats.org/wordprocessingml/2006/main" xmlns:w10="urn:schemas-microsoft-com:office:word" xmlns:wp="http://schemas.openxmlformats.org/drawingml/2006/wordprocessingDrawing" xmlns:wps="http://schemas.microsoft.com/office/word/2010/wordprocessingShape" xmlns:wpg="http://schemas.microsoft.com/office/word/2010/wordprocessingGroup" xmlns:mc="http://schemas.openxmlformats.org/markup-compatibility/2006" xmlns:wp14="http://schemas.microsoft.com/office/word/2010/wordprocessingDrawing" xmlns:w14="http://schemas.microsoft.com/office/word/2010/wordml" xmlns:w15="http://schemas.microsoft.com/office/word/2012/wordml" mc:Ignorable="w14 wp14 w15">
+<w:document xmlns:o="urn:schemas-microsoft-com:office:office" xmlns:r="http://schemas.openxmlformats.org/officeDocument/2006/relationships" xmlns:v="urn:schemas-microsoft-com:vml" xmlns:w="http://schemas.openxmlformats.org/wordprocessingml/2006/main" xmlns:w10="urn:schemas-microsoft-com:office:word" xmlns:wp="http://schemas.openxmlformats.org/drawingml/2006/wordprocessingDrawing" xmlns:pic="http://schemas.openxmlformats.org/drawingml/2006/picture" xmlns:wps="http://schemas.microsoft.com/office/word/2010/wordprocessingShape" xmlns:wpg="http://schemas.microsoft.com/office/word/2010/wordprocessingGroup" xmlns:mc="http://schemas.openxmlformats.org/markup-compatibility/2006" xmlns:wp14="http://schemas.microsoft.com/office/word/2010/wordprocessingDrawing" xmlns:w14="http://schemas.microsoft.com/office/word/2010/wordml" xmlns:w15="http://schemas.microsoft.com/office/word/2012/wordml" mc:Ignorable="w14 wp14 w15">
   <w:body>
     <w:p>
       <w:pPr>
-        <w:pStyle w:val="Titre1"/>
+        <w:pStyle w:val="Heading1"/>
         <w:numPr>
           <w:ilvl w:val="0"/>
-          <w:numId w:val="1"/>
+          <w:numId w:val="2"/>
         </w:numPr>
         <w:spacing w:before="240" w:after="120"/>
         <w:jc w:val="center"/>
@@ -28,10 +28,10 @@
     </w:p>
     <w:p>
       <w:pPr>
-        <w:pStyle w:val="Titre1"/>
+        <w:pStyle w:val="Heading1"/>
         <w:numPr>
           <w:ilvl w:val="0"/>
-          <w:numId w:val="1"/>
+          <w:numId w:val="2"/>
         </w:numPr>
         <w:jc w:val="center"/>
         <w:rPr>
@@ -51,7 +51,7 @@
     </w:p>
     <w:p>
       <w:pPr>
-        <w:pStyle w:val="Corpsdetexte"/>
+        <w:pStyle w:val="BodyText"/>
         <w:jc w:val="center"/>
         <w:rPr>
           <w:rFonts w:ascii="Calibri" w:hAnsi="Calibri" w:cs="Calibri" w:asciiTheme="minorHAnsi" w:cstheme="minorHAnsi" w:hAnsiTheme="minorHAnsi"/>
@@ -70,7 +70,7 @@
     </w:p>
     <w:p>
       <w:pPr>
-        <w:pStyle w:val="Corpsdetexte"/>
+        <w:pStyle w:val="BodyText"/>
         <w:jc w:val="center"/>
         <w:rPr>
           <w:rFonts w:ascii="Calibri" w:hAnsi="Calibri" w:cs="Calibri" w:asciiTheme="minorHAnsi" w:cstheme="minorHAnsi" w:hAnsiTheme="minorHAnsi"/>
@@ -88,10 +88,10 @@
     </w:p>
     <w:p>
       <w:pPr>
-        <w:pStyle w:val="Titre4"/>
+        <w:pStyle w:val="Heading4"/>
         <w:numPr>
           <w:ilvl w:val="3"/>
-          <w:numId w:val="1"/>
+          <w:numId w:val="2"/>
         </w:numPr>
         <w:jc w:val="center"/>
         <w:rPr>
@@ -111,7 +111,7 @@
     </w:p>
     <w:p>
       <w:pPr>
-        <w:pStyle w:val="Lignehorizontale"/>
+        <w:pStyle w:val="Lignehorizontaleuser"/>
         <w:rPr>
           <w:rFonts w:ascii="Calibri" w:hAnsi="Calibri" w:cs="Calibri" w:asciiTheme="minorHAnsi" w:cstheme="minorHAnsi" w:hAnsiTheme="minorHAnsi"/>
           <w:sz w:val="20"/>
@@ -128,10 +128,9 @@
     </w:p>
     <w:p>
       <w:pPr>
-        <w:pStyle w:val="Corpsdetexte"/>
-        <w:rPr>
-          <w:rFonts w:ascii="Calibri" w:hAnsi="Calibri" w:cs="Calibri" w:asciiTheme="minorHAnsi" w:cstheme="minorHAnsi" w:hAnsiTheme="minorHAnsi"/>
-          <w:b/>
+        <w:pStyle w:val="BodyText"/>
+        <w:rPr>
+          <w:rFonts w:ascii="Calibri" w:hAnsi="Calibri" w:cs="Calibri" w:asciiTheme="minorHAnsi" w:cstheme="minorHAnsi" w:hAnsiTheme="minorHAnsi"/>
           <w:b/>
           <w:bCs/>
           <w:sz w:val="20"/>
@@ -151,7 +150,7 @@
     </w:p>
     <w:p>
       <w:pPr>
-        <w:pStyle w:val="Corpsdetexte"/>
+        <w:pStyle w:val="BodyText"/>
         <w:rPr>
           <w:rFonts w:ascii="Calibri" w:hAnsi="Calibri" w:cs="Calibri" w:asciiTheme="minorHAnsi" w:cstheme="minorHAnsi" w:hAnsiTheme="minorHAnsi"/>
           <w:sz w:val="20"/>
@@ -169,7 +168,7 @@
     </w:p>
     <w:p>
       <w:pPr>
-        <w:pStyle w:val="Corpsdetexte"/>
+        <w:pStyle w:val="BodyText"/>
         <w:rPr>
           <w:rFonts w:ascii="Calibri" w:hAnsi="Calibri" w:cs="Calibri" w:asciiTheme="minorHAnsi" w:cstheme="minorHAnsi" w:hAnsiTheme="minorHAnsi"/>
           <w:sz w:val="20"/>
@@ -187,7 +186,7 @@
     </w:p>
     <w:p>
       <w:pPr>
-        <w:pStyle w:val="Corpsdetexte"/>
+        <w:pStyle w:val="BodyText"/>
         <w:rPr>
           <w:rFonts w:ascii="Calibri" w:hAnsi="Calibri" w:cs="Calibri" w:asciiTheme="minorHAnsi" w:cstheme="minorHAnsi" w:hAnsiTheme="minorHAnsi"/>
           <w:sz w:val="20"/>
@@ -205,7 +204,7 @@
     </w:p>
     <w:p>
       <w:pPr>
-        <w:pStyle w:val="Corpsdetexte"/>
+        <w:pStyle w:val="BodyText"/>
         <w:rPr>
           <w:rFonts w:ascii="Calibri" w:hAnsi="Calibri" w:cs="Calibri" w:asciiTheme="minorHAnsi" w:cstheme="minorHAnsi" w:hAnsiTheme="minorHAnsi"/>
           <w:sz w:val="20"/>
@@ -223,7 +222,7 @@
     </w:p>
     <w:p>
       <w:pPr>
-        <w:pStyle w:val="Corpsdetexte"/>
+        <w:pStyle w:val="BodyText"/>
         <w:rPr>
           <w:rFonts w:ascii="Calibri" w:hAnsi="Calibri" w:cs="Calibri" w:asciiTheme="minorHAnsi" w:cstheme="minorHAnsi" w:hAnsiTheme="minorHAnsi"/>
           <w:sz w:val="20"/>
@@ -266,7 +265,7 @@
           </w:tcPr>
           <w:p>
             <w:pPr>
-              <w:pStyle w:val="Corpsdetexte"/>
+              <w:pStyle w:val="BodyText"/>
               <w:widowControl w:val="false"/>
               <w:suppressAutoHyphens w:val="true"/>
               <w:spacing w:before="0" w:after="140"/>
@@ -293,7 +292,7 @@
     </w:tbl>
     <w:p>
       <w:pPr>
-        <w:pStyle w:val="Corpsdetexte"/>
+        <w:pStyle w:val="BodyText"/>
         <w:rPr>
           <w:rFonts w:ascii="Calibri" w:hAnsi="Calibri" w:cs="Calibri" w:asciiTheme="minorHAnsi" w:cstheme="minorHAnsi" w:hAnsiTheme="minorHAnsi"/>
           <w:sz w:val="20"/>
@@ -311,7 +310,7 @@
     </w:p>
     <w:p>
       <w:pPr>
-        <w:pStyle w:val="Corpsdetexte"/>
+        <w:pStyle w:val="BodyText"/>
         <w:rPr>
           <w:rFonts w:ascii="Calibri" w:hAnsi="Calibri" w:cs="Calibri" w:asciiTheme="minorHAnsi" w:cstheme="minorHAnsi" w:hAnsiTheme="minorHAnsi"/>
           <w:sz w:val="20"/>
@@ -329,7 +328,7 @@
     </w:p>
     <w:p>
       <w:pPr>
-        <w:pStyle w:val="Corpsdetexte"/>
+        <w:pStyle w:val="BodyText"/>
         <w:rPr>
           <w:rFonts w:ascii="Calibri" w:hAnsi="Calibri" w:cs="Calibri" w:asciiTheme="minorHAnsi" w:cstheme="minorHAnsi" w:hAnsiTheme="minorHAnsi"/>
           <w:sz w:val="20"/>
@@ -347,10 +346,9 @@
     </w:p>
     <w:p>
       <w:pPr>
-        <w:pStyle w:val="Corpsdetexte"/>
-        <w:rPr>
-          <w:rFonts w:ascii="Calibri" w:hAnsi="Calibri" w:cs="Calibri" w:asciiTheme="minorHAnsi" w:cstheme="minorHAnsi" w:hAnsiTheme="minorHAnsi"/>
-          <w:b/>
+        <w:pStyle w:val="BodyText"/>
+        <w:rPr>
+          <w:rFonts w:ascii="Calibri" w:hAnsi="Calibri" w:cs="Calibri" w:asciiTheme="minorHAnsi" w:cstheme="minorHAnsi" w:hAnsiTheme="minorHAnsi"/>
           <w:b/>
           <w:bCs/>
           <w:sz w:val="20"/>
@@ -370,7 +368,7 @@
     </w:p>
     <w:p>
       <w:pPr>
-        <w:pStyle w:val="Corpsdetexte"/>
+        <w:pStyle w:val="BodyText"/>
         <w:rPr>
           <w:rFonts w:ascii="Calibri" w:hAnsi="Calibri" w:cs="Calibri" w:asciiTheme="minorHAnsi" w:cstheme="minorHAnsi" w:hAnsiTheme="minorHAnsi"/>
           <w:sz w:val="20"/>
@@ -387,10 +385,10 @@
     </w:p>
     <w:p>
       <w:pPr>
-        <w:pStyle w:val="Titre4"/>
+        <w:pStyle w:val="Heading4"/>
         <w:numPr>
           <w:ilvl w:val="3"/>
-          <w:numId w:val="1"/>
+          <w:numId w:val="2"/>
         </w:numPr>
         <w:jc w:val="center"/>
         <w:rPr>
@@ -410,7 +408,7 @@
     </w:p>
     <w:p>
       <w:pPr>
-        <w:pStyle w:val="Lignehorizontale"/>
+        <w:pStyle w:val="Lignehorizontaleuser"/>
         <w:rPr>
           <w:rFonts w:ascii="Calibri" w:hAnsi="Calibri" w:cs="Calibri" w:asciiTheme="minorHAnsi" w:cstheme="minorHAnsi" w:hAnsiTheme="minorHAnsi"/>
           <w:sz w:val="20"/>
@@ -427,7 +425,7 @@
     </w:p>
     <w:p>
       <w:pPr>
-        <w:pStyle w:val="Corpsdetexte"/>
+        <w:pStyle w:val="BodyText"/>
         <w:rPr>
           <w:rFonts w:ascii="Calibri" w:hAnsi="Calibri" w:cs="Calibri" w:asciiTheme="minorHAnsi" w:cstheme="minorHAnsi" w:hAnsiTheme="minorHAnsi"/>
           <w:sz w:val="20"/>
@@ -445,7 +443,7 @@
     </w:p>
     <w:p>
       <w:pPr>
-        <w:pStyle w:val="Corpsdetexte"/>
+        <w:pStyle w:val="BodyText"/>
         <w:rPr>
           <w:rFonts w:ascii="Calibri" w:hAnsi="Calibri" w:cs="Calibri" w:asciiTheme="minorHAnsi" w:cstheme="minorHAnsi" w:hAnsiTheme="minorHAnsi"/>
           <w:sz w:val="20"/>
@@ -463,7 +461,7 @@
     </w:p>
     <w:p>
       <w:pPr>
-        <w:pStyle w:val="Corpsdetexte"/>
+        <w:pStyle w:val="BodyText"/>
         <w:rPr>
           <w:rFonts w:ascii="Calibri" w:hAnsi="Calibri" w:cs="Calibri" w:asciiTheme="minorHAnsi" w:cstheme="minorHAnsi" w:hAnsiTheme="minorHAnsi"/>
           <w:sz w:val="20"/>
@@ -587,10 +585,10 @@
     </w:p>
     <w:p>
       <w:pPr>
-        <w:pStyle w:val="Titre4"/>
+        <w:pStyle w:val="Heading4"/>
         <w:numPr>
           <w:ilvl w:val="3"/>
-          <w:numId w:val="1"/>
+          <w:numId w:val="2"/>
         </w:numPr>
         <w:jc w:val="center"/>
         <w:rPr>
@@ -610,7 +608,7 @@
     </w:p>
     <w:p>
       <w:pPr>
-        <w:pStyle w:val="Lignehorizontale"/>
+        <w:pStyle w:val="Lignehorizontaleuser"/>
         <w:rPr>
           <w:rFonts w:ascii="Calibri" w:hAnsi="Calibri" w:cs="Calibri" w:asciiTheme="minorHAnsi" w:cstheme="minorHAnsi" w:hAnsiTheme="minorHAnsi"/>
           <w:sz w:val="20"/>
@@ -735,10 +733,10 @@
     </w:p>
     <w:p>
       <w:pPr>
-        <w:pStyle w:val="Titre4"/>
+        <w:pStyle w:val="Heading4"/>
         <w:numPr>
           <w:ilvl w:val="3"/>
-          <w:numId w:val="1"/>
+          <w:numId w:val="2"/>
         </w:numPr>
         <w:jc w:val="center"/>
         <w:rPr>
@@ -758,7 +756,7 @@
     </w:p>
     <w:p>
       <w:pPr>
-        <w:pStyle w:val="Lignehorizontale"/>
+        <w:pStyle w:val="Lignehorizontaleuser"/>
         <w:rPr>
           <w:rFonts w:ascii="Calibri" w:hAnsi="Calibri" w:cs="Calibri" w:asciiTheme="minorHAnsi" w:cstheme="minorHAnsi" w:hAnsiTheme="minorHAnsi"/>
           <w:sz w:val="20"/>
@@ -810,10 +808,10 @@
     </w:p>
     <w:p>
       <w:pPr>
-        <w:pStyle w:val="Titre4"/>
+        <w:pStyle w:val="Heading4"/>
         <w:numPr>
           <w:ilvl w:val="3"/>
-          <w:numId w:val="1"/>
+          <w:numId w:val="2"/>
         </w:numPr>
         <w:jc w:val="center"/>
         <w:rPr>
@@ -833,7 +831,7 @@
     </w:p>
     <w:p>
       <w:pPr>
-        <w:pStyle w:val="Lignehorizontale"/>
+        <w:pStyle w:val="Lignehorizontaleuser"/>
         <w:rPr>
           <w:rFonts w:ascii="Calibri" w:hAnsi="Calibri" w:cs="Calibri" w:asciiTheme="minorHAnsi" w:cstheme="minorHAnsi" w:hAnsiTheme="minorHAnsi"/>
           <w:sz w:val="20"/>
@@ -872,7 +870,6 @@
         <w:spacing w:before="0" w:afterAutospacing="1"/>
         <w:rPr>
           <w:rFonts w:ascii="Calibri" w:hAnsi="Calibri" w:cs="Calibri" w:asciiTheme="minorHAnsi" w:cstheme="minorHAnsi" w:hAnsiTheme="minorHAnsi"/>
-          <w:b/>
           <w:b/>
           <w:bCs/>
           <w:sz w:val="20"/>
@@ -1041,12 +1038,12 @@
     </w:p>
     <w:p>
       <w:pPr>
-        <w:pStyle w:val="Titre4"/>
+        <w:pStyle w:val="Heading4"/>
         <w:numPr>
           <w:ilvl w:val="0"/>
           <w:numId w:val="0"/>
         </w:numPr>
-        <w:ind w:left="0" w:hanging="0"/>
+        <w:ind w:hanging="0" w:left="0"/>
         <w:rPr>
           <w:rFonts w:ascii="Calibri" w:hAnsi="Calibri" w:cs="Calibri" w:asciiTheme="minorHAnsi" w:cstheme="minorHAnsi" w:hAnsiTheme="minorHAnsi"/>
           <w:sz w:val="20"/>
@@ -1063,12 +1060,12 @@
     </w:p>
     <w:p>
       <w:pPr>
-        <w:pStyle w:val="Titre4"/>
+        <w:pStyle w:val="Heading4"/>
         <w:numPr>
           <w:ilvl w:val="0"/>
           <w:numId w:val="0"/>
         </w:numPr>
-        <w:ind w:left="0" w:hanging="0"/>
+        <w:ind w:hanging="0" w:left="0"/>
         <w:jc w:val="center"/>
         <w:rPr>
           <w:rFonts w:ascii="Calibri" w:hAnsi="Calibri" w:cs="Calibri" w:asciiTheme="minorHAnsi" w:cstheme="minorHAnsi" w:hAnsiTheme="minorHAnsi"/>
@@ -1087,7 +1084,7 @@
     </w:p>
     <w:p>
       <w:pPr>
-        <w:pStyle w:val="Lignehorizontale"/>
+        <w:pStyle w:val="Lignehorizontaleuser"/>
         <w:rPr>
           <w:rFonts w:ascii="Calibri" w:hAnsi="Calibri" w:cs="Calibri" w:asciiTheme="minorHAnsi" w:cstheme="minorHAnsi" w:hAnsiTheme="minorHAnsi"/>
           <w:sz w:val="20"/>
@@ -1104,7 +1101,7 @@
     </w:p>
     <w:p>
       <w:pPr>
-        <w:pStyle w:val="Corpsdetexte"/>
+        <w:pStyle w:val="BodyText"/>
         <w:rPr>
           <w:rFonts w:ascii="Calibri" w:hAnsi="Calibri" w:cs="Calibri" w:asciiTheme="minorHAnsi" w:cstheme="minorHAnsi" w:hAnsiTheme="minorHAnsi"/>
           <w:sz w:val="20"/>
@@ -1122,7 +1119,7 @@
     </w:p>
     <w:p>
       <w:pPr>
-        <w:pStyle w:val="Corpsdetexte"/>
+        <w:pStyle w:val="BodyText"/>
         <w:rPr>
           <w:rFonts w:ascii="Calibri" w:hAnsi="Calibri" w:cs="Calibri" w:asciiTheme="minorHAnsi" w:cstheme="minorHAnsi" w:hAnsiTheme="minorHAnsi"/>
           <w:sz w:val="20"/>
@@ -1140,7 +1137,7 @@
     </w:p>
     <w:p>
       <w:pPr>
-        <w:pStyle w:val="Corpsdetexte"/>
+        <w:pStyle w:val="BodyText"/>
         <w:rPr>
           <w:rFonts w:ascii="Calibri" w:hAnsi="Calibri" w:cs="Calibri" w:asciiTheme="minorHAnsi" w:cstheme="minorHAnsi" w:hAnsiTheme="minorHAnsi"/>
           <w:sz w:val="20"/>
@@ -1158,41 +1155,25 @@
     </w:p>
     <w:p>
       <w:pPr>
-        <w:pStyle w:val="Corpsdetexte"/>
-        <w:rPr>
-          <w:rFonts w:ascii="Calibri" w:hAnsi="Calibri" w:cs="Calibri" w:asciiTheme="minorHAnsi" w:cstheme="minorHAnsi" w:hAnsiTheme="minorHAnsi"/>
-          <w:sz w:val="20"/>
-          <w:szCs w:val="20"/>
-        </w:rPr>
-      </w:pPr>
-      <w:r>
-        <w:rPr>
-          <w:rFonts w:cs="Calibri" w:ascii="Calibri" w:hAnsi="Calibri" w:asciiTheme="minorHAnsi" w:cstheme="minorHAnsi" w:hAnsiTheme="minorHAnsi"/>
-          <w:sz w:val="20"/>
-          <w:szCs w:val="20"/>
-        </w:rPr>
-        <w:t xml:space="preserve">Numéro agrément : {{ etablissement.numero_agrement </w:t>
-      </w:r>
-      <w:r>
-        <w:rPr>
-          <w:rFonts w:cs="" w:asciiTheme="minorHAnsi" w:cstheme="minorHAnsi" w:hAnsiTheme="minorHAnsi"/>
-          <w:sz w:val="20"/>
-          <w:szCs w:val="20"/>
-        </w:rPr>
-        <w:t xml:space="preserve">or '-'  </w:t>
-      </w:r>
-      <w:r>
-        <w:rPr>
-          <w:rFonts w:cs="Calibri" w:ascii="Calibri" w:hAnsi="Calibri" w:asciiTheme="minorHAnsi" w:cstheme="minorHAnsi" w:hAnsiTheme="minorHAnsi"/>
-          <w:sz w:val="20"/>
-          <w:szCs w:val="20"/>
-        </w:rPr>
-        <w:t>}}</w:t>
-      </w:r>
-    </w:p>
-    <w:p>
-      <w:pPr>
-        <w:pStyle w:val="Corpsdetexte"/>
+        <w:pStyle w:val="BodyText"/>
+        <w:rPr>
+          <w:rFonts w:ascii="Calibri" w:hAnsi="Calibri" w:cs="Calibri" w:asciiTheme="minorHAnsi" w:cstheme="minorHAnsi" w:hAnsiTheme="minorHAnsi"/>
+          <w:sz w:val="20"/>
+          <w:szCs w:val="20"/>
+        </w:rPr>
+      </w:pPr>
+      <w:r>
+        <w:rPr>
+          <w:rFonts w:cs="Calibri" w:ascii="Calibri" w:hAnsi="Calibri" w:asciiTheme="minorHAnsi" w:cstheme="minorHAnsi" w:hAnsiTheme="minorHAnsi"/>
+          <w:sz w:val="20"/>
+          <w:szCs w:val="20"/>
+        </w:rPr>
+        <w:t>Numéro agrément : {{ etablissement.numero_agrement or '-'  }}</w:t>
+      </w:r>
+    </w:p>
+    <w:p>
+      <w:pPr>
+        <w:pStyle w:val="BodyText"/>
         <w:rPr>
           <w:rFonts w:ascii="Calibri" w:hAnsi="Calibri" w:cs="Calibri" w:asciiTheme="minorHAnsi" w:cstheme="minorHAnsi" w:hAnsiTheme="minorHAnsi"/>
           <w:sz w:val="20"/>
@@ -1210,10 +1191,9 @@
     </w:p>
     <w:p>
       <w:pPr>
-        <w:pStyle w:val="Corpsdetexte"/>
-        <w:rPr>
-          <w:rFonts w:ascii="Calibri" w:hAnsi="Calibri" w:cs="Calibri" w:asciiTheme="minorHAnsi" w:cstheme="minorHAnsi" w:hAnsiTheme="minorHAnsi"/>
-          <w:b/>
+        <w:pStyle w:val="BodyText"/>
+        <w:rPr>
+          <w:rFonts w:ascii="Calibri" w:hAnsi="Calibri" w:cs="Calibri" w:asciiTheme="minorHAnsi" w:cstheme="minorHAnsi" w:hAnsiTheme="minorHAnsi"/>
           <w:b/>
           <w:bCs/>
           <w:sz w:val="20"/>
@@ -1233,7 +1213,7 @@
     </w:p>
     <w:p>
       <w:pPr>
-        <w:pStyle w:val="Corpsdetexte"/>
+        <w:pStyle w:val="BodyText"/>
         <w:rPr>
           <w:rFonts w:ascii="Calibri" w:hAnsi="Calibri" w:cs="Calibri" w:asciiTheme="minorHAnsi" w:cstheme="minorHAnsi" w:hAnsiTheme="minorHAnsi"/>
           <w:sz w:val="20"/>
@@ -1251,7 +1231,7 @@
     </w:p>
     <w:p>
       <w:pPr>
-        <w:pStyle w:val="Corpsdetexte"/>
+        <w:pStyle w:val="BodyText"/>
         <w:rPr>
           <w:rFonts w:ascii="Calibri" w:hAnsi="Calibri" w:cs="Calibri" w:asciiTheme="minorHAnsi" w:cstheme="minorHAnsi" w:hAnsiTheme="minorHAnsi"/>
           <w:sz w:val="20"/>
@@ -1269,25 +1249,25 @@
     </w:p>
     <w:p>
       <w:pPr>
-        <w:pStyle w:val="Corpsdetexte"/>
-        <w:rPr>
-          <w:rFonts w:ascii="Calibri" w:hAnsi="Calibri" w:cs="Calibri" w:asciiTheme="minorHAnsi" w:cstheme="minorHAnsi" w:hAnsiTheme="minorHAnsi"/>
-          <w:sz w:val="20"/>
-          <w:szCs w:val="20"/>
-        </w:rPr>
-      </w:pPr>
-      <w:r>
-        <w:rPr>
-          <w:rFonts w:cs="Calibri" w:ascii="Calibri" w:hAnsi="Calibri" w:asciiTheme="minorHAnsi" w:cstheme="minorHAnsi" w:hAnsiTheme="minorHAnsi"/>
-          <w:sz w:val="20"/>
-          <w:szCs w:val="20"/>
-        </w:rPr>
-        <w:t>Commune : {{ etablissement.commune or '-'  }}</w:t>
-      </w:r>
-    </w:p>
-    <w:p>
-      <w:pPr>
-        <w:pStyle w:val="Corpsdetexte"/>
+        <w:pStyle w:val="BodyText"/>
+        <w:rPr>
+          <w:rFonts w:ascii="Calibri" w:hAnsi="Calibri" w:cs="Calibri" w:asciiTheme="minorHAnsi" w:cstheme="minorHAnsi" w:hAnsiTheme="minorHAnsi"/>
+          <w:sz w:val="20"/>
+          <w:szCs w:val="20"/>
+        </w:rPr>
+      </w:pPr>
+      <w:r>
+        <w:rPr>
+          <w:rFonts w:cs="Calibri" w:ascii="Calibri" w:hAnsi="Calibri" w:asciiTheme="minorHAnsi" w:cstheme="minorHAnsi" w:hAnsiTheme="minorHAnsi"/>
+          <w:sz w:val="20"/>
+          <w:szCs w:val="20"/>
+        </w:rPr>
+        <w:t>Commune : {{ etablissement.commune_and_cp or '-'  }}</w:t>
+      </w:r>
+    </w:p>
+    <w:p>
+      <w:pPr>
+        <w:pStyle w:val="BodyText"/>
         <w:rPr>
           <w:rFonts w:ascii="Calibri" w:hAnsi="Calibri" w:cs="Calibri" w:asciiTheme="minorHAnsi" w:cstheme="minorHAnsi" w:hAnsiTheme="minorHAnsi"/>
           <w:sz w:val="20"/>
@@ -1305,7 +1285,7 @@
     </w:p>
     <w:p>
       <w:pPr>
-        <w:pStyle w:val="Corpsdetexte"/>
+        <w:pStyle w:val="BodyText"/>
         <w:rPr>
           <w:rFonts w:ascii="Calibri" w:hAnsi="Calibri" w:cs="Calibri" w:asciiTheme="minorHAnsi" w:cstheme="minorHAnsi" w:hAnsiTheme="minorHAnsi"/>
           <w:sz w:val="20"/>
@@ -1323,7 +1303,7 @@
     </w:p>
     <w:p>
       <w:pPr>
-        <w:pStyle w:val="Corpsdetexte"/>
+        <w:pStyle w:val="BodyText"/>
         <w:rPr>
           <w:rFonts w:ascii="Calibri" w:hAnsi="Calibri" w:cs="Calibri" w:asciiTheme="minorHAnsi" w:cstheme="minorHAnsi" w:hAnsiTheme="minorHAnsi"/>
           <w:sz w:val="20"/>
@@ -1502,7 +1482,7 @@
     </w:p>
     <w:p>
       <w:pPr>
-        <w:pStyle w:val="Corpsdetexte"/>
+        <w:pStyle w:val="BodyText"/>
         <w:rPr>
           <w:rFonts w:ascii="Calibri" w:hAnsi="Calibri" w:cs="Calibri" w:asciiTheme="minorHAnsi" w:cstheme="minorHAnsi" w:hAnsiTheme="minorHAnsi"/>
           <w:sz w:val="20"/>
@@ -1520,7 +1500,7 @@
     </w:p>
     <w:p>
       <w:pPr>
-        <w:pStyle w:val="Corpsdetexte"/>
+        <w:pStyle w:val="BodyText"/>
         <w:rPr>
           <w:rFonts w:ascii="Calibri" w:hAnsi="Calibri" w:cs="Calibri" w:asciiTheme="minorHAnsi" w:cstheme="minorHAnsi" w:hAnsiTheme="minorHAnsi"/>
           <w:sz w:val="20"/>
@@ -1537,10 +1517,10 @@
     </w:p>
     <w:p>
       <w:pPr>
-        <w:pStyle w:val="Titre4"/>
+        <w:pStyle w:val="Heading4"/>
         <w:numPr>
           <w:ilvl w:val="3"/>
-          <w:numId w:val="1"/>
+          <w:numId w:val="2"/>
         </w:numPr>
         <w:jc w:val="center"/>
         <w:rPr>
@@ -1560,7 +1540,7 @@
     </w:p>
     <w:p>
       <w:pPr>
-        <w:pStyle w:val="Lignehorizontale"/>
+        <w:pStyle w:val="Lignehorizontaleuser"/>
         <w:rPr>
           <w:rFonts w:ascii="Calibri" w:hAnsi="Calibri" w:cs="Calibri" w:asciiTheme="minorHAnsi" w:cstheme="minorHAnsi" w:hAnsiTheme="minorHAnsi"/>
           <w:sz w:val="20"/>
@@ -1577,7 +1557,7 @@
     </w:p>
     <w:p>
       <w:pPr>
-        <w:pStyle w:val="Corpsdetexte"/>
+        <w:pStyle w:val="BodyText"/>
         <w:rPr>
           <w:rFonts w:ascii="Calibri" w:hAnsi="Calibri" w:cs="Calibri" w:asciiTheme="minorHAnsi" w:cstheme="minorHAnsi" w:hAnsiTheme="minorHAnsi"/>
           <w:sz w:val="20"/>
@@ -1595,10 +1575,9 @@
     </w:p>
     <w:p>
       <w:pPr>
-        <w:pStyle w:val="Corpsdetexte"/>
-        <w:rPr>
-          <w:rFonts w:ascii="Calibri" w:hAnsi="Calibri" w:cs="Calibri" w:asciiTheme="minorHAnsi" w:cstheme="minorHAnsi" w:hAnsiTheme="minorHAnsi"/>
-          <w:b/>
+        <w:pStyle w:val="BodyText"/>
+        <w:rPr>
+          <w:rFonts w:ascii="Calibri" w:hAnsi="Calibri" w:cs="Calibri" w:asciiTheme="minorHAnsi" w:cstheme="minorHAnsi" w:hAnsiTheme="minorHAnsi"/>
           <w:b/>
           <w:bCs/>
           <w:sz w:val="20"/>
@@ -1618,7 +1597,7 @@
     </w:p>
     <w:p>
       <w:pPr>
-        <w:pStyle w:val="Corpsdetexte"/>
+        <w:pStyle w:val="BodyText"/>
         <w:rPr>
           <w:rFonts w:ascii="Calibri" w:hAnsi="Calibri" w:cs="Calibri" w:asciiTheme="minorHAnsi" w:cstheme="minorHAnsi" w:hAnsiTheme="minorHAnsi"/>
           <w:sz w:val="20"/>
@@ -1636,7 +1615,7 @@
     </w:p>
     <w:p>
       <w:pPr>
-        <w:pStyle w:val="Corpsdetexte"/>
+        <w:pStyle w:val="BodyText"/>
         <w:rPr>
           <w:rFonts w:ascii="Calibri" w:hAnsi="Calibri" w:cs="Calibri" w:asciiTheme="minorHAnsi" w:cstheme="minorHAnsi" w:hAnsiTheme="minorHAnsi"/>
           <w:sz w:val="20"/>
@@ -1654,7 +1633,7 @@
     </w:p>
     <w:p>
       <w:pPr>
-        <w:pStyle w:val="Corpsdetexte"/>
+        <w:pStyle w:val="BodyText"/>
         <w:rPr>
           <w:rFonts w:ascii="Calibri" w:hAnsi="Calibri" w:cs="Calibri" w:asciiTheme="minorHAnsi" w:cstheme="minorHAnsi" w:hAnsiTheme="minorHAnsi"/>
           <w:sz w:val="20"/>
@@ -1672,7 +1651,7 @@
     </w:p>
     <w:p>
       <w:pPr>
-        <w:pStyle w:val="Corpsdetexte"/>
+        <w:pStyle w:val="BodyText"/>
         <w:rPr>
           <w:rFonts w:ascii="Calibri" w:hAnsi="Calibri" w:cs="Calibri" w:asciiTheme="minorHAnsi" w:cstheme="minorHAnsi" w:hAnsiTheme="minorHAnsi"/>
           <w:sz w:val="20"/>
@@ -1690,7 +1669,7 @@
     </w:p>
     <w:p>
       <w:pPr>
-        <w:pStyle w:val="Corpsdetexte"/>
+        <w:pStyle w:val="BodyText"/>
         <w:rPr>
           <w:rFonts w:ascii="Calibri" w:hAnsi="Calibri" w:cs="Calibri" w:asciiTheme="minorHAnsi" w:cstheme="minorHAnsi" w:hAnsiTheme="minorHAnsi"/>
           <w:sz w:val="20"/>
@@ -1708,7 +1687,7 @@
     </w:p>
     <w:p>
       <w:pPr>
-        <w:pStyle w:val="Corpsdetexte"/>
+        <w:pStyle w:val="BodyText"/>
         <w:rPr>
           <w:rFonts w:ascii="Calibri" w:hAnsi="Calibri" w:cs="Calibri" w:asciiTheme="minorHAnsi" w:cstheme="minorHAnsi" w:hAnsiTheme="minorHAnsi"/>
           <w:sz w:val="20"/>
@@ -1726,7 +1705,7 @@
     </w:p>
     <w:p>
       <w:pPr>
-        <w:pStyle w:val="Corpsdetexte"/>
+        <w:pStyle w:val="BodyText"/>
         <w:rPr>
           <w:rFonts w:ascii="Calibri" w:hAnsi="Calibri" w:cs="Calibri" w:asciiTheme="minorHAnsi" w:cstheme="minorHAnsi" w:hAnsiTheme="minorHAnsi"/>
           <w:sz w:val="20"/>
@@ -1761,7 +1740,7 @@
     </w:p>
     <w:p>
       <w:pPr>
-        <w:pStyle w:val="Corpsdetexte"/>
+        <w:pStyle w:val="BodyText"/>
         <w:rPr>
           <w:rFonts w:ascii="Calibri" w:hAnsi="Calibri" w:cs="Calibri" w:asciiTheme="minorHAnsi" w:cstheme="minorHAnsi" w:hAnsiTheme="minorHAnsi"/>
           <w:sz w:val="20"/>
@@ -1779,7 +1758,7 @@
     </w:p>
     <w:p>
       <w:pPr>
-        <w:pStyle w:val="Corpsdetexte"/>
+        <w:pStyle w:val="BodyText"/>
         <w:rPr>
           <w:rFonts w:ascii="Calibri" w:hAnsi="Calibri" w:cs="Calibri" w:asciiTheme="minorHAnsi" w:cstheme="minorHAnsi" w:hAnsiTheme="minorHAnsi"/>
           <w:sz w:val="20"/>
@@ -1796,10 +1775,10 @@
     </w:p>
     <w:p>
       <w:pPr>
-        <w:pStyle w:val="Titre4"/>
+        <w:pStyle w:val="Heading4"/>
         <w:numPr>
           <w:ilvl w:val="3"/>
-          <w:numId w:val="1"/>
+          <w:numId w:val="2"/>
         </w:numPr>
         <w:jc w:val="center"/>
         <w:rPr>
@@ -1819,7 +1798,7 @@
     </w:p>
     <w:p>
       <w:pPr>
-        <w:pStyle w:val="Lignehorizontale"/>
+        <w:pStyle w:val="Lignehorizontaleuser"/>
         <w:rPr>
           <w:rFonts w:ascii="Calibri" w:hAnsi="Calibri" w:cs="Calibri" w:asciiTheme="minorHAnsi" w:cstheme="minorHAnsi" w:hAnsiTheme="minorHAnsi"/>
           <w:sz w:val="20"/>
@@ -1836,7 +1815,7 @@
     </w:p>
     <w:p>
       <w:pPr>
-        <w:pStyle w:val="Corpsdetexte"/>
+        <w:pStyle w:val="BodyText"/>
         <w:rPr>
           <w:rFonts w:ascii="Calibri" w:hAnsi="Calibri" w:cs="Calibri" w:asciiTheme="minorHAnsi" w:cstheme="minorHAnsi" w:hAnsiTheme="minorHAnsi"/>
           <w:sz w:val="20"/>
@@ -1854,10 +1833,9 @@
     </w:p>
     <w:p>
       <w:pPr>
-        <w:pStyle w:val="Corpsdetexte"/>
-        <w:rPr>
-          <w:rFonts w:ascii="Calibri" w:hAnsi="Calibri" w:cs="Calibri" w:asciiTheme="minorHAnsi" w:cstheme="minorHAnsi" w:hAnsiTheme="minorHAnsi"/>
-          <w:b/>
+        <w:pStyle w:val="BodyText"/>
+        <w:rPr>
+          <w:rFonts w:ascii="Calibri" w:hAnsi="Calibri" w:cs="Calibri" w:asciiTheme="minorHAnsi" w:cstheme="minorHAnsi" w:hAnsiTheme="minorHAnsi"/>
           <w:b/>
           <w:bCs/>
           <w:sz w:val="20"/>
@@ -1877,7 +1855,7 @@
     </w:p>
     <w:p>
       <w:pPr>
-        <w:pStyle w:val="Corpsdetexte"/>
+        <w:pStyle w:val="BodyText"/>
         <w:rPr>
           <w:rFonts w:ascii="Calibri" w:hAnsi="Calibri" w:cs="Calibri" w:asciiTheme="minorHAnsi" w:cstheme="minorHAnsi" w:hAnsiTheme="minorHAnsi"/>
           <w:sz w:val="20"/>
@@ -1895,7 +1873,7 @@
     </w:p>
     <w:p>
       <w:pPr>
-        <w:pStyle w:val="Corpsdetexte"/>
+        <w:pStyle w:val="BodyText"/>
         <w:rPr>
           <w:rFonts w:ascii="Calibri" w:hAnsi="Calibri" w:cs="Calibri" w:asciiTheme="minorHAnsi" w:cstheme="minorHAnsi" w:hAnsiTheme="minorHAnsi"/>
           <w:sz w:val="20"/>
@@ -1913,7 +1891,7 @@
     </w:p>
     <w:p>
       <w:pPr>
-        <w:pStyle w:val="Corpsdetexte"/>
+        <w:pStyle w:val="BodyText"/>
         <w:rPr>
           <w:rFonts w:ascii="Calibri" w:hAnsi="Calibri" w:cs="Calibri" w:asciiTheme="minorHAnsi" w:cstheme="minorHAnsi" w:hAnsiTheme="minorHAnsi"/>
           <w:sz w:val="20"/>
@@ -1931,7 +1909,7 @@
     </w:p>
     <w:p>
       <w:pPr>
-        <w:pStyle w:val="Corpsdetexte"/>
+        <w:pStyle w:val="BodyText"/>
         <w:rPr>
           <w:rFonts w:ascii="Calibri" w:hAnsi="Calibri" w:cs="Calibri" w:asciiTheme="minorHAnsi" w:cstheme="minorHAnsi" w:hAnsiTheme="minorHAnsi"/>
           <w:sz w:val="20"/>
@@ -1949,7 +1927,7 @@
     </w:p>
     <w:p>
       <w:pPr>
-        <w:pStyle w:val="Corpsdetexte"/>
+        <w:pStyle w:val="BodyText"/>
         <w:rPr>
           <w:rFonts w:ascii="Calibri" w:hAnsi="Calibri" w:cs="Calibri" w:asciiTheme="minorHAnsi" w:cstheme="minorHAnsi" w:hAnsiTheme="minorHAnsi"/>
           <w:sz w:val="20"/>
@@ -1984,7 +1962,7 @@
     </w:p>
     <w:p>
       <w:pPr>
-        <w:pStyle w:val="Corpsdetexte"/>
+        <w:pStyle w:val="BodyText"/>
         <w:rPr>
           <w:rFonts w:ascii="Calibri" w:hAnsi="Calibri" w:cs="Calibri" w:asciiTheme="minorHAnsi" w:cstheme="minorHAnsi" w:hAnsiTheme="minorHAnsi"/>
           <w:sz w:val="20"/>
@@ -2002,7 +1980,7 @@
     </w:p>
     <w:p>
       <w:pPr>
-        <w:pStyle w:val="Corpsdetexte"/>
+        <w:pStyle w:val="BodyText"/>
         <w:rPr>
           <w:rFonts w:ascii="Calibri" w:hAnsi="Calibri" w:cs="Calibri" w:asciiTheme="minorHAnsi" w:cstheme="minorHAnsi" w:hAnsiTheme="minorHAnsi"/>
           <w:sz w:val="20"/>
@@ -2019,10 +1997,10 @@
     </w:p>
     <w:p>
       <w:pPr>
-        <w:pStyle w:val="Titre4"/>
+        <w:pStyle w:val="Heading4"/>
         <w:numPr>
           <w:ilvl w:val="3"/>
-          <w:numId w:val="1"/>
+          <w:numId w:val="2"/>
         </w:numPr>
         <w:jc w:val="center"/>
         <w:rPr>
@@ -2042,7 +2020,7 @@
     </w:p>
     <w:p>
       <w:pPr>
-        <w:pStyle w:val="Lignehorizontale"/>
+        <w:pStyle w:val="Lignehorizontaleuser"/>
         <w:rPr>
           <w:rFonts w:ascii="Calibri" w:hAnsi="Calibri" w:cs="Calibri" w:asciiTheme="minorHAnsi" w:cstheme="minorHAnsi" w:hAnsiTheme="minorHAnsi"/>
           <w:sz w:val="20"/>
@@ -2059,7 +2037,7 @@
     </w:p>
     <w:p>
       <w:pPr>
-        <w:pStyle w:val="Corpsdetexte"/>
+        <w:pStyle w:val="BodyText"/>
         <w:rPr>
           <w:rFonts w:ascii="Calibri" w:hAnsi="Calibri" w:cs="Calibri" w:asciiTheme="minorHAnsi" w:cstheme="minorHAnsi" w:hAnsiTheme="minorHAnsi"/>
           <w:sz w:val="20"/>
@@ -2077,10 +2055,9 @@
     </w:p>
     <w:p>
       <w:pPr>
-        <w:pStyle w:val="Corpsdetexte"/>
-        <w:rPr>
-          <w:rFonts w:ascii="Calibri" w:hAnsi="Calibri" w:cs="Calibri" w:asciiTheme="minorHAnsi" w:cstheme="minorHAnsi" w:hAnsiTheme="minorHAnsi"/>
-          <w:b/>
+        <w:pStyle w:val="BodyText"/>
+        <w:rPr>
+          <w:rFonts w:ascii="Calibri" w:hAnsi="Calibri" w:cs="Calibri" w:asciiTheme="minorHAnsi" w:cstheme="minorHAnsi" w:hAnsiTheme="minorHAnsi"/>
           <w:b/>
           <w:bCs/>
           <w:sz w:val="20"/>
@@ -2100,7 +2077,7 @@
     </w:p>
     <w:p>
       <w:pPr>
-        <w:pStyle w:val="Corpsdetexte"/>
+        <w:pStyle w:val="BodyText"/>
         <w:rPr>
           <w:rFonts w:ascii="Calibri" w:hAnsi="Calibri" w:cs="Calibri" w:asciiTheme="minorHAnsi" w:cstheme="minorHAnsi" w:hAnsiTheme="minorHAnsi"/>
           <w:sz w:val="20"/>
@@ -2118,7 +2095,7 @@
     </w:p>
     <w:p>
       <w:pPr>
-        <w:pStyle w:val="Corpsdetexte"/>
+        <w:pStyle w:val="BodyText"/>
         <w:rPr>
           <w:rFonts w:ascii="Calibri" w:hAnsi="Calibri" w:cs="Calibri" w:asciiTheme="minorHAnsi" w:cstheme="minorHAnsi" w:hAnsiTheme="minorHAnsi"/>
           <w:highlight w:val="none"/>
@@ -2157,7 +2134,7 @@
     </w:p>
     <w:p>
       <w:pPr>
-        <w:pStyle w:val="Corpsdetexte"/>
+        <w:pStyle w:val="BodyText"/>
         <w:rPr>
           <w:rFonts w:ascii="Calibri" w:hAnsi="Calibri" w:cs="Calibri" w:asciiTheme="minorHAnsi" w:cstheme="minorHAnsi" w:hAnsiTheme="minorHAnsi"/>
           <w:sz w:val="20"/>
@@ -2175,7 +2152,7 @@
     </w:p>
     <w:p>
       <w:pPr>
-        <w:pStyle w:val="Corpsdetexte"/>
+        <w:pStyle w:val="BodyText"/>
         <w:rPr>
           <w:rFonts w:ascii="Calibri" w:hAnsi="Calibri" w:cs="Calibri" w:asciiTheme="minorHAnsi" w:cstheme="minorHAnsi" w:hAnsiTheme="minorHAnsi"/>
           <w:sz w:val="20"/>
@@ -2193,7 +2170,7 @@
     </w:p>
     <w:p>
       <w:pPr>
-        <w:pStyle w:val="Corpsdetexte"/>
+        <w:pStyle w:val="BodyText"/>
         <w:rPr>
           <w:rFonts w:ascii="Calibri" w:hAnsi="Calibri" w:cs="Calibri" w:asciiTheme="minorHAnsi" w:cstheme="minorHAnsi" w:hAnsiTheme="minorHAnsi"/>
           <w:sz w:val="20"/>
@@ -2228,7 +2205,7 @@
     </w:p>
     <w:p>
       <w:pPr>
-        <w:pStyle w:val="Corpsdetexte"/>
+        <w:pStyle w:val="BodyText"/>
         <w:rPr>
           <w:rFonts w:ascii="Calibri" w:hAnsi="Calibri" w:cs="Calibri" w:asciiTheme="minorHAnsi" w:cstheme="minorHAnsi" w:hAnsiTheme="minorHAnsi"/>
           <w:sz w:val="20"/>
@@ -2246,7 +2223,7 @@
     </w:p>
     <w:p>
       <w:pPr>
-        <w:pStyle w:val="Corpsdetexte"/>
+        <w:pStyle w:val="BodyText"/>
         <w:rPr>
           <w:rFonts w:ascii="Calibri" w:hAnsi="Calibri" w:cs="Calibri" w:asciiTheme="minorHAnsi" w:cstheme="minorHAnsi" w:hAnsiTheme="minorHAnsi"/>
           <w:sz w:val="20"/>
@@ -2263,7 +2240,7 @@
     </w:p>
     <w:p>
       <w:pPr>
-        <w:pStyle w:val="Corpsdetexte"/>
+        <w:pStyle w:val="BodyText"/>
         <w:rPr>
           <w:rFonts w:ascii="Calibri" w:hAnsi="Calibri" w:cs="Calibri" w:asciiTheme="minorHAnsi" w:cstheme="minorHAnsi" w:hAnsiTheme="minorHAnsi"/>
           <w:sz w:val="20"/>
@@ -2280,7 +2257,7 @@
     </w:p>
     <w:p>
       <w:pPr>
-        <w:pStyle w:val="Corpsdetexte"/>
+        <w:pStyle w:val="BodyText"/>
         <w:rPr>
           <w:rFonts w:ascii="Calibri" w:hAnsi="Calibri" w:cs="Calibri" w:asciiTheme="minorHAnsi" w:cstheme="minorHAnsi" w:hAnsiTheme="minorHAnsi"/>
           <w:sz w:val="20"/>
@@ -2297,10 +2274,10 @@
     </w:p>
     <w:p>
       <w:pPr>
-        <w:pStyle w:val="Titre4"/>
+        <w:pStyle w:val="Heading4"/>
         <w:numPr>
           <w:ilvl w:val="3"/>
-          <w:numId w:val="1"/>
+          <w:numId w:val="2"/>
         </w:numPr>
         <w:jc w:val="center"/>
         <w:rPr>
@@ -2320,7 +2297,7 @@
     </w:p>
     <w:p>
       <w:pPr>
-        <w:pStyle w:val="Lignehorizontale"/>
+        <w:pStyle w:val="Lignehorizontaleuser"/>
         <w:rPr>
           <w:rFonts w:ascii="Calibri" w:hAnsi="Calibri" w:cs="Calibri" w:asciiTheme="minorHAnsi" w:cstheme="minorHAnsi" w:hAnsiTheme="minorHAnsi"/>
           <w:sz w:val="20"/>
@@ -2337,7 +2314,7 @@
     </w:p>
     <w:p>
       <w:pPr>
-        <w:pStyle w:val="Corpsdetexte"/>
+        <w:pStyle w:val="BodyText"/>
         <w:rPr>
           <w:rFonts w:ascii="Calibri" w:hAnsi="Calibri" w:cs="Calibri" w:asciiTheme="minorHAnsi" w:cstheme="minorHAnsi" w:hAnsiTheme="minorHAnsi"/>
           <w:sz w:val="20"/>
@@ -2355,7 +2332,7 @@
     </w:p>
     <w:p>
       <w:pPr>
-        <w:pStyle w:val="Corpsdetexte"/>
+        <w:pStyle w:val="BodyText"/>
         <w:rPr>
           <w:rFonts w:ascii="Calibri" w:hAnsi="Calibri" w:cs="Calibri" w:asciiTheme="minorHAnsi" w:cstheme="minorHAnsi" w:hAnsiTheme="minorHAnsi"/>
           <w:sz w:val="20"/>
@@ -2373,27 +2350,13 @@
     </w:p>
     <w:p>
       <w:pPr>
-        <w:pStyle w:val="Corpsdetexte"/>
-        <w:rPr>
-          <w:rFonts w:ascii="Calibri" w:hAnsi="Calibri" w:cs="Calibri" w:asciiTheme="minorHAnsi" w:cstheme="minorHAnsi" w:hAnsiTheme="minorHAnsi"/>
-          <w:sz w:val="20"/>
-          <w:szCs w:val="20"/>
-        </w:rPr>
-      </w:pPr>
-      <w:r>
-        <w:rPr>
-          <w:rFonts w:cs="Calibri" w:ascii="Calibri" w:hAnsi="Calibri" w:asciiTheme="minorHAnsi" w:cstheme="minorHAnsi" w:hAnsiTheme="minorHAnsi"/>
-          <w:sz w:val="20"/>
-          <w:szCs w:val="20"/>
-        </w:rPr>
-        <w:t>{%p endfor %}</w:t>
-      </w:r>
-      <w:r>
-        <w:br w:type="page"/>
-      </w:r>
-    </w:p>
-    <w:p>
-      <w:pPr>
+        <w:pStyle w:val="BodyText"/>
+        <w:spacing w:before="0" w:after="140"/>
+        <w:rPr>
+          <w:rFonts w:ascii="Calibri" w:hAnsi="Calibri" w:cs="Calibri" w:asciiTheme="minorHAnsi" w:cstheme="minorHAnsi" w:hAnsiTheme="minorHAnsi"/>
+          <w:sz w:val="20"/>
+          <w:szCs w:val="20"/>
+        </w:rPr>
         <w:sectPr>
           <w:type w:val="nextPage"/>
           <w:pgSz w:w="11906" w:h="16838"/>
@@ -2403,19 +2366,25 @@
           <w:textDirection w:val="lrTb"/>
           <w:docGrid w:type="default" w:linePitch="326" w:charSpace="0"/>
         </w:sectPr>
-        <w:pStyle w:val="Corpsdetexte"/>
-        <w:rPr/>
-      </w:pPr>
-      <w:r>
-        <w:rPr/>
-      </w:r>
-    </w:p>
-    <w:p>
-      <w:pPr>
-        <w:pStyle w:val="Titre4"/>
+      </w:pPr>
+      <w:r>
+        <w:rPr>
+          <w:rFonts w:cs="Calibri" w:ascii="Calibri" w:hAnsi="Calibri" w:asciiTheme="minorHAnsi" w:cstheme="minorHAnsi" w:hAnsiTheme="minorHAnsi"/>
+          <w:sz w:val="20"/>
+          <w:szCs w:val="20"/>
+        </w:rPr>
+        <w:t>{%p endfor %}</w:t>
+      </w:r>
+      <w:r>
+        <w:br w:type="page"/>
+      </w:r>
+    </w:p>
+    <w:p>
+      <w:pPr>
+        <w:pStyle w:val="Heading4"/>
         <w:numPr>
           <w:ilvl w:val="3"/>
-          <w:numId w:val="1"/>
+          <w:numId w:val="2"/>
         </w:numPr>
         <w:spacing w:before="0" w:after="140"/>
         <w:jc w:val="center"/>
@@ -2436,7 +2405,7 @@
     </w:p>
     <w:p>
       <w:pPr>
-        <w:pStyle w:val="Lignehorizontale"/>
+        <w:pStyle w:val="Lignehorizontaleuser"/>
         <w:rPr>
           <w:rFonts w:ascii="Calibri" w:hAnsi="Calibri" w:cs="Calibri" w:asciiTheme="minorHAnsi" w:cstheme="minorHAnsi" w:hAnsiTheme="minorHAnsi"/>
           <w:sz w:val="20"/>
@@ -2498,7 +2467,6 @@
         </w:tabs>
         <w:ind w:left="0" w:hanging="0"/>
       </w:pPr>
-      <w:rPr/>
     </w:lvl>
     <w:lvl w:ilvl="1">
       <w:start w:val="1"/>
@@ -2512,7 +2480,6 @@
         </w:tabs>
         <w:ind w:left="0" w:hanging="0"/>
       </w:pPr>
-      <w:rPr/>
     </w:lvl>
     <w:lvl w:ilvl="2">
       <w:start w:val="1"/>
@@ -2526,7 +2493,6 @@
         </w:tabs>
         <w:ind w:left="0" w:hanging="0"/>
       </w:pPr>
-      <w:rPr/>
     </w:lvl>
     <w:lvl w:ilvl="3">
       <w:start w:val="1"/>
@@ -2540,7 +2506,6 @@
         </w:tabs>
         <w:ind w:left="0" w:hanging="0"/>
       </w:pPr>
-      <w:rPr/>
     </w:lvl>
     <w:lvl w:ilvl="4">
       <w:start w:val="1"/>
@@ -2554,7 +2519,6 @@
         </w:tabs>
         <w:ind w:left="0" w:hanging="0"/>
       </w:pPr>
-      <w:rPr/>
     </w:lvl>
     <w:lvl w:ilvl="5">
       <w:start w:val="1"/>
@@ -2568,7 +2532,6 @@
         </w:tabs>
         <w:ind w:left="0" w:hanging="0"/>
       </w:pPr>
-      <w:rPr/>
     </w:lvl>
     <w:lvl w:ilvl="6">
       <w:start w:val="1"/>
@@ -2582,7 +2545,6 @@
         </w:tabs>
         <w:ind w:left="0" w:hanging="0"/>
       </w:pPr>
-      <w:rPr/>
     </w:lvl>
     <w:lvl w:ilvl="7">
       <w:start w:val="1"/>
@@ -2596,7 +2558,6 @@
         </w:tabs>
         <w:ind w:left="0" w:hanging="0"/>
       </w:pPr>
-      <w:rPr/>
     </w:lvl>
     <w:lvl w:ilvl="8">
       <w:start w:val="1"/>
@@ -2610,7 +2571,6 @@
         </w:tabs>
         <w:ind w:left="0" w:hanging="0"/>
       </w:pPr>
-      <w:rPr/>
     </w:lvl>
   </w:abstractNum>
   <w:abstractNum w:abstractNumId="2">
@@ -2626,6 +2586,7 @@
         </w:tabs>
         <w:ind w:left="0" w:hanging="0"/>
       </w:pPr>
+      <w:rPr/>
     </w:lvl>
     <w:lvl w:ilvl="1">
       <w:start w:val="1"/>
@@ -2639,6 +2600,7 @@
         </w:tabs>
         <w:ind w:left="0" w:hanging="0"/>
       </w:pPr>
+      <w:rPr/>
     </w:lvl>
     <w:lvl w:ilvl="2">
       <w:start w:val="1"/>
@@ -2652,6 +2614,7 @@
         </w:tabs>
         <w:ind w:left="0" w:hanging="0"/>
       </w:pPr>
+      <w:rPr/>
     </w:lvl>
     <w:lvl w:ilvl="3">
       <w:start w:val="1"/>
@@ -2665,6 +2628,7 @@
         </w:tabs>
         <w:ind w:left="0" w:hanging="0"/>
       </w:pPr>
+      <w:rPr/>
     </w:lvl>
     <w:lvl w:ilvl="4">
       <w:start w:val="1"/>
@@ -2678,6 +2642,7 @@
         </w:tabs>
         <w:ind w:left="0" w:hanging="0"/>
       </w:pPr>
+      <w:rPr/>
     </w:lvl>
     <w:lvl w:ilvl="5">
       <w:start w:val="1"/>
@@ -2691,6 +2656,7 @@
         </w:tabs>
         <w:ind w:left="0" w:hanging="0"/>
       </w:pPr>
+      <w:rPr/>
     </w:lvl>
     <w:lvl w:ilvl="6">
       <w:start w:val="1"/>
@@ -2704,6 +2670,7 @@
         </w:tabs>
         <w:ind w:left="0" w:hanging="0"/>
       </w:pPr>
+      <w:rPr/>
     </w:lvl>
     <w:lvl w:ilvl="7">
       <w:start w:val="1"/>
@@ -2717,6 +2684,7 @@
         </w:tabs>
         <w:ind w:left="0" w:hanging="0"/>
       </w:pPr>
+      <w:rPr/>
     </w:lvl>
     <w:lvl w:ilvl="8">
       <w:start w:val="1"/>
@@ -2730,6 +2698,7 @@
         </w:tabs>
         <w:ind w:left="0" w:hanging="0"/>
       </w:pPr>
+      <w:rPr/>
     </w:lvl>
   </w:abstractNum>
   <w:num w:numId="1">
@@ -3156,16 +3125,16 @@
       <w:lang w:val="fr-FR" w:eastAsia="zh-CN" w:bidi="hi-IN"/>
     </w:rPr>
   </w:style>
-  <w:style w:type="paragraph" w:styleId="Titre1">
-    <w:name w:val="Heading 1"/>
+  <w:style w:type="paragraph" w:styleId="Heading1">
+    <w:name w:val="heading 1"/>
     <w:basedOn w:val="Normal"/>
-    <w:next w:val="Corpsdetexte"/>
+    <w:next w:val="BodyText"/>
     <w:uiPriority w:val="9"/>
     <w:qFormat/>
     <w:pPr>
       <w:numPr>
         <w:ilvl w:val="0"/>
-        <w:numId w:val="1"/>
+        <w:numId w:val="2"/>
       </w:numPr>
       <w:spacing w:before="240" w:after="120"/>
       <w:outlineLvl w:val="0"/>
@@ -3177,17 +3146,17 @@
       <w:szCs w:val="36"/>
     </w:rPr>
   </w:style>
-  <w:style w:type="paragraph" w:styleId="Titre4">
-    <w:name w:val="Heading 4"/>
+  <w:style w:type="paragraph" w:styleId="Heading4">
+    <w:name w:val="heading 4"/>
     <w:basedOn w:val="Normal"/>
-    <w:next w:val="Corpsdetexte"/>
+    <w:next w:val="BodyText"/>
     <w:uiPriority w:val="9"/>
     <w:unhideWhenUsed/>
     <w:qFormat/>
     <w:pPr>
       <w:numPr>
         <w:ilvl w:val="3"/>
-        <w:numId w:val="1"/>
+        <w:numId w:val="2"/>
       </w:numPr>
       <w:spacing w:before="120" w:after="120"/>
       <w:outlineLvl w:val="3"/>
@@ -3217,7 +3186,7 @@
       <w:iCs/>
     </w:rPr>
   </w:style>
-  <w:style w:type="character" w:styleId="Annotationreference">
+  <w:style w:type="character" w:styleId="CommentReference">
     <w:name w:val="annotation reference"/>
     <w:basedOn w:val="DefaultParagraphFont"/>
     <w:uiPriority w:val="99"/>
@@ -3233,7 +3202,6 @@
   <w:style w:type="character" w:styleId="CommentaireCar" w:customStyle="1">
     <w:name w:val="Commentaire Car"/>
     <w:basedOn w:val="DefaultParagraphFont"/>
-    <w:link w:val="Annotationtext"/>
     <w:uiPriority w:val="99"/>
     <w:semiHidden/>
     <w:qFormat/>
@@ -3247,7 +3215,7 @@
   <w:style w:type="character" w:styleId="ObjetducommentaireCar" w:customStyle="1">
     <w:name w:val="Objet du commentaire Car"/>
     <w:basedOn w:val="CommentaireCar"/>
-    <w:link w:val="Annotationsubject"/>
+    <w:link w:val="annotationsubject"/>
     <w:uiPriority w:val="99"/>
     <w:semiHidden/>
     <w:qFormat/>
@@ -3263,19 +3231,19 @@
   <w:style w:type="paragraph" w:styleId="Titre">
     <w:name w:val="Titre"/>
     <w:basedOn w:val="Normal"/>
-    <w:next w:val="Corpsdetexte"/>
+    <w:next w:val="BodyText"/>
     <w:qFormat/>
     <w:pPr>
       <w:keepNext w:val="true"/>
       <w:spacing w:before="240" w:after="120"/>
     </w:pPr>
     <w:rPr>
-      <w:rFonts w:ascii="Liberation Sans" w:hAnsi="Liberation Sans" w:eastAsia="Noto Sans CJK SC" w:cs="Lohit Devanagari"/>
+      <w:rFonts w:ascii="Liberation Sans" w:hAnsi="Liberation Sans" w:eastAsia="Noto Sans CJK SC" w:cs="Noto Sans Devanagari"/>
       <w:sz w:val="28"/>
       <w:szCs w:val="28"/>
     </w:rPr>
   </w:style>
-  <w:style w:type="paragraph" w:styleId="Corpsdetexte">
+  <w:style w:type="paragraph" w:styleId="BodyText">
     <w:name w:val="Body Text"/>
     <w:basedOn w:val="Normal"/>
     <w:pPr>
@@ -3283,52 +3251,11 @@
     </w:pPr>
     <w:rPr/>
   </w:style>
-  <w:style w:type="paragraph" w:styleId="Liste">
+  <w:style w:type="paragraph" w:styleId="List">
     <w:name w:val="List"/>
-    <w:basedOn w:val="Corpsdetexte"/>
+    <w:basedOn w:val="BodyText"/>
     <w:pPr/>
     <w:rPr/>
-  </w:style>
-  <w:style w:type="paragraph" w:styleId="Lgende">
-    <w:name w:val="Caption"/>
-    <w:basedOn w:val="Normal"/>
-    <w:qFormat/>
-    <w:pPr>
-      <w:suppressLineNumbers/>
-      <w:spacing w:before="120" w:after="120"/>
-    </w:pPr>
-    <w:rPr>
-      <w:rFonts w:cs="Lohit Devanagari"/>
-      <w:i/>
-      <w:iCs/>
-      <w:sz w:val="24"/>
-      <w:szCs w:val="24"/>
-    </w:rPr>
-  </w:style>
-  <w:style w:type="paragraph" w:styleId="Index" w:customStyle="1">
-    <w:name w:val="Index"/>
-    <w:basedOn w:val="Normal"/>
-    <w:qFormat/>
-    <w:pPr>
-      <w:suppressLineNumbers/>
-    </w:pPr>
-    <w:rPr/>
-  </w:style>
-  <w:style w:type="paragraph" w:styleId="Titreprincipal">
-    <w:name w:val="Title"/>
-    <w:basedOn w:val="Normal"/>
-    <w:next w:val="Corpsdetexte"/>
-    <w:uiPriority w:val="10"/>
-    <w:qFormat/>
-    <w:pPr>
-      <w:jc w:val="center"/>
-    </w:pPr>
-    <w:rPr>
-      <w:b/>
-      <w:bCs/>
-      <w:sz w:val="56"/>
-      <w:szCs w:val="56"/>
-    </w:rPr>
   </w:style>
   <w:style w:type="paragraph" w:styleId="Caption">
     <w:name w:val="caption"/>
@@ -3343,10 +3270,50 @@
       <w:iCs/>
     </w:rPr>
   </w:style>
-  <w:style w:type="paragraph" w:styleId="Lignehorizontale" w:customStyle="1">
-    <w:name w:val="Ligne horizontale"/>
+  <w:style w:type="paragraph" w:styleId="Index" w:customStyle="1">
+    <w:name w:val="Index"/>
     <w:basedOn w:val="Normal"/>
-    <w:next w:val="Corpsdetexte"/>
+    <w:qFormat/>
+    <w:pPr>
+      <w:suppressLineNumbers/>
+    </w:pPr>
+    <w:rPr/>
+  </w:style>
+  <w:style w:type="paragraph" w:styleId="Titreuser">
+    <w:name w:val="Titre (user)"/>
+    <w:basedOn w:val="Normal"/>
+    <w:next w:val="BodyText"/>
+    <w:qFormat/>
+    <w:pPr>
+      <w:keepNext w:val="true"/>
+      <w:spacing w:before="240" w:after="120"/>
+    </w:pPr>
+    <w:rPr>
+      <w:rFonts w:ascii="Liberation Sans" w:hAnsi="Liberation Sans" w:eastAsia="Noto Sans CJK SC" w:cs="Lohit Devanagari"/>
+      <w:sz w:val="28"/>
+      <w:szCs w:val="28"/>
+    </w:rPr>
+  </w:style>
+  <w:style w:type="paragraph" w:styleId="Title">
+    <w:name w:val="Title"/>
+    <w:basedOn w:val="Normal"/>
+    <w:next w:val="BodyText"/>
+    <w:uiPriority w:val="10"/>
+    <w:qFormat/>
+    <w:pPr>
+      <w:jc w:val="center"/>
+    </w:pPr>
+    <w:rPr>
+      <w:b/>
+      <w:bCs/>
+      <w:sz w:val="56"/>
+      <w:szCs w:val="56"/>
+    </w:rPr>
+  </w:style>
+  <w:style w:type="paragraph" w:styleId="Lignehorizontaleuser" w:customStyle="1">
+    <w:name w:val="Ligne horizontale (user)"/>
+    <w:basedOn w:val="Normal"/>
+    <w:next w:val="BodyText"/>
     <w:qFormat/>
     <w:pPr>
       <w:suppressLineNumbers/>
@@ -3360,8 +3327,8 @@
       <w:szCs w:val="12"/>
     </w:rPr>
   </w:style>
-  <w:style w:type="paragraph" w:styleId="Texteprformat" w:customStyle="1">
-    <w:name w:val="Texte préformaté"/>
+  <w:style w:type="paragraph" w:styleId="Texteprformatuser" w:customStyle="1">
+    <w:name w:val="Texte préformaté (user)"/>
     <w:basedOn w:val="Normal"/>
     <w:qFormat/>
     <w:pPr/>
@@ -3373,7 +3340,7 @@
   </w:style>
   <w:style w:type="paragraph" w:styleId="LigneH2" w:customStyle="1">
     <w:name w:val="Ligne H 2"/>
-    <w:basedOn w:val="Lignehorizontale"/>
+    <w:basedOn w:val="Lignehorizontaleuser"/>
     <w:qFormat/>
     <w:pPr>
       <w:pBdr>
@@ -3382,7 +3349,7 @@
     </w:pPr>
     <w:rPr/>
   </w:style>
-  <w:style w:type="paragraph" w:styleId="Annotationtext">
+  <w:style w:type="paragraph" w:styleId="CommentText">
     <w:name w:val="annotation text"/>
     <w:basedOn w:val="Normal"/>
     <w:link w:val="CommentaireCar"/>
@@ -3398,10 +3365,10 @@
       <w:szCs w:val="18"/>
     </w:rPr>
   </w:style>
-  <w:style w:type="paragraph" w:styleId="Annotationsubject">
+  <w:style w:type="paragraph" w:styleId="annotationsubject">
     <w:name w:val="annotation subject"/>
-    <w:basedOn w:val="Annotationtext"/>
-    <w:next w:val="Annotationtext"/>
+    <w:basedOn w:val="CommentText"/>
+    <w:next w:val="CommentText"/>
     <w:link w:val="ObjetducommentaireCar"/>
     <w:uiPriority w:val="99"/>
     <w:semiHidden/>
@@ -3414,8 +3381,8 @@
       <w:bCs/>
     </w:rPr>
   </w:style>
-  <w:style w:type="numbering" w:styleId="NoList" w:default="1">
-    <w:name w:val="No List"/>
+  <w:style w:type="numbering" w:styleId="Pasdeliste" w:default="1">
+    <w:name w:val="Pas de liste"/>
     <w:uiPriority w:val="99"/>
     <w:semiHidden/>
     <w:unhideWhenUsed/>
@@ -3455,195 +3422,97 @@
 </file>
 
 <file path=word/theme/theme1.xml><?xml version="1.0" encoding="utf-8"?>
-<a:theme xmlns:a="http://schemas.openxmlformats.org/drawingml/2006/main" name="Thème Office">
+<a:theme xmlns:a="http://schemas.openxmlformats.org/drawingml/2006/main" xmlns:r="http://schemas.openxmlformats.org/officeDocument/2006/relationships" name="Thème Office">
   <a:themeElements>
     <a:clrScheme name="Office">
       <a:dk1>
-        <a:sysClr val="windowText" lastClr="000000"/>
+        <a:srgbClr val="000000"/>
       </a:dk1>
       <a:lt1>
-        <a:sysClr val="window" lastClr="FFFFFF"/>
+        <a:srgbClr val="ffffff"/>
       </a:lt1>
       <a:dk2>
-        <a:srgbClr val="44546A"/>
+        <a:srgbClr val="44546a"/>
       </a:dk2>
       <a:lt2>
-        <a:srgbClr val="E7E6E6"/>
+        <a:srgbClr val="e7e6e6"/>
       </a:lt2>
       <a:accent1>
-        <a:srgbClr val="4472C4"/>
+        <a:srgbClr val="4472c4"/>
       </a:accent1>
       <a:accent2>
-        <a:srgbClr val="ED7D31"/>
+        <a:srgbClr val="ed7d31"/>
       </a:accent2>
       <a:accent3>
-        <a:srgbClr val="A5A5A5"/>
+        <a:srgbClr val="a5a5a5"/>
       </a:accent3>
       <a:accent4>
-        <a:srgbClr val="FFC000"/>
+        <a:srgbClr val="ffc000"/>
       </a:accent4>
       <a:accent5>
-        <a:srgbClr val="5B9BD5"/>
+        <a:srgbClr val="5b9bd5"/>
       </a:accent5>
       <a:accent6>
-        <a:srgbClr val="70AD47"/>
+        <a:srgbClr val="70ad47"/>
       </a:accent6>
       <a:hlink>
-        <a:srgbClr val="0563C1"/>
+        <a:srgbClr val="0563c1"/>
       </a:hlink>
       <a:folHlink>
-        <a:srgbClr val="954F72"/>
+        <a:srgbClr val="954f72"/>
       </a:folHlink>
     </a:clrScheme>
     <a:fontScheme name="Office">
       <a:majorFont>
-        <a:latin typeface="Calibri Light" panose="020F0302020204030204"/>
+        <a:latin typeface="Calibri Light" panose="020F0302020204030204" pitchFamily="0" charset="1"/>
         <a:ea typeface=""/>
         <a:cs typeface=""/>
-        <a:font script="Jpan" typeface="游ゴシック Light"/>
-        <a:font script="Hang" typeface="맑은 고딕"/>
-        <a:font script="Hans" typeface="等线 Light"/>
-        <a:font script="Hant" typeface="新細明體"/>
-        <a:font script="Arab" typeface="Times New Roman"/>
-        <a:font script="Hebr" typeface="Times New Roman"/>
-        <a:font script="Thai" typeface="Angsana New"/>
-        <a:font script="Ethi" typeface="Nyala"/>
-        <a:font script="Beng" typeface="Vrinda"/>
-        <a:font script="Gujr" typeface="Shruti"/>
-        <a:font script="Khmr" typeface="MoolBoran"/>
-        <a:font script="Knda" typeface="Tunga"/>
-        <a:font script="Guru" typeface="Raavi"/>
-        <a:font script="Cans" typeface="Euphemia"/>
-        <a:font script="Cher" typeface="Plantagenet Cherokee"/>
-        <a:font script="Yiii" typeface="Microsoft Yi Baiti"/>
-        <a:font script="Tibt" typeface="Microsoft Himalaya"/>
-        <a:font script="Thaa" typeface="MV Boli"/>
-        <a:font script="Deva" typeface="Mangal"/>
-        <a:font script="Telu" typeface="Gautami"/>
-        <a:font script="Taml" typeface="Latha"/>
-        <a:font script="Syrc" typeface="Estrangelo Edessa"/>
-        <a:font script="Orya" typeface="Kalinga"/>
-        <a:font script="Mlym" typeface="Kartika"/>
-        <a:font script="Laoo" typeface="DokChampa"/>
-        <a:font script="Sinh" typeface="Iskoola Pota"/>
-        <a:font script="Mong" typeface="Mongolian Baiti"/>
-        <a:font script="Viet" typeface="Times New Roman"/>
-        <a:font script="Uigh" typeface="Microsoft Uighur"/>
-        <a:font script="Geor" typeface="Sylfaen"/>
-        <a:font script="Armn" typeface="Arial"/>
-        <a:font script="Bugi" typeface="Leelawadee UI"/>
-        <a:font script="Bopo" typeface="Microsoft JhengHei"/>
-        <a:font script="Java" typeface="Javanese Text"/>
-        <a:font script="Lisu" typeface="Segoe UI"/>
-        <a:font script="Mymr" typeface="Myanmar Text"/>
-        <a:font script="Nkoo" typeface="Ebrima"/>
-        <a:font script="Olck" typeface="Nirmala UI"/>
-        <a:font script="Osma" typeface="Ebrima"/>
-        <a:font script="Phag" typeface="Phagspa"/>
-        <a:font script="Syrn" typeface="Estrangelo Edessa"/>
-        <a:font script="Syrj" typeface="Estrangelo Edessa"/>
-        <a:font script="Syre" typeface="Estrangelo Edessa"/>
-        <a:font script="Sora" typeface="Nirmala UI"/>
-        <a:font script="Tale" typeface="Microsoft Tai Le"/>
-        <a:font script="Talu" typeface="Microsoft New Tai Lue"/>
-        <a:font script="Tfng" typeface="Ebrima"/>
       </a:majorFont>
       <a:minorFont>
-        <a:latin typeface="Calibri" panose="020F0502020204030204"/>
+        <a:latin typeface="Calibri" panose="020F0502020204030204" pitchFamily="0" charset="1"/>
         <a:ea typeface=""/>
         <a:cs typeface=""/>
-        <a:font script="Jpan" typeface="游明朝"/>
-        <a:font script="Hang" typeface="맑은 고딕"/>
-        <a:font script="Hans" typeface="等线"/>
-        <a:font script="Hant" typeface="新細明體"/>
-        <a:font script="Arab" typeface="Arial"/>
-        <a:font script="Hebr" typeface="Arial"/>
-        <a:font script="Thai" typeface="Cordia New"/>
-        <a:font script="Ethi" typeface="Nyala"/>
-        <a:font script="Beng" typeface="Vrinda"/>
-        <a:font script="Gujr" typeface="Shruti"/>
-        <a:font script="Khmr" typeface="DaunPenh"/>
-        <a:font script="Knda" typeface="Tunga"/>
-        <a:font script="Guru" typeface="Raavi"/>
-        <a:font script="Cans" typeface="Euphemia"/>
-        <a:font script="Cher" typeface="Plantagenet Cherokee"/>
-        <a:font script="Yiii" typeface="Microsoft Yi Baiti"/>
-        <a:font script="Tibt" typeface="Microsoft Himalaya"/>
-        <a:font script="Thaa" typeface="MV Boli"/>
-        <a:font script="Deva" typeface="Mangal"/>
-        <a:font script="Telu" typeface="Gautami"/>
-        <a:font script="Taml" typeface="Latha"/>
-        <a:font script="Syrc" typeface="Estrangelo Edessa"/>
-        <a:font script="Orya" typeface="Kalinga"/>
-        <a:font script="Mlym" typeface="Kartika"/>
-        <a:font script="Laoo" typeface="DokChampa"/>
-        <a:font script="Sinh" typeface="Iskoola Pota"/>
-        <a:font script="Mong" typeface="Mongolian Baiti"/>
-        <a:font script="Viet" typeface="Arial"/>
-        <a:font script="Uigh" typeface="Microsoft Uighur"/>
-        <a:font script="Geor" typeface="Sylfaen"/>
-        <a:font script="Armn" typeface="Arial"/>
-        <a:font script="Bugi" typeface="Leelawadee UI"/>
-        <a:font script="Bopo" typeface="Microsoft JhengHei"/>
-        <a:font script="Java" typeface="Javanese Text"/>
-        <a:font script="Lisu" typeface="Segoe UI"/>
-        <a:font script="Mymr" typeface="Myanmar Text"/>
-        <a:font script="Nkoo" typeface="Ebrima"/>
-        <a:font script="Olck" typeface="Nirmala UI"/>
-        <a:font script="Osma" typeface="Ebrima"/>
-        <a:font script="Phag" typeface="Phagspa"/>
-        <a:font script="Syrn" typeface="Estrangelo Edessa"/>
-        <a:font script="Syrj" typeface="Estrangelo Edessa"/>
-        <a:font script="Syre" typeface="Estrangelo Edessa"/>
-        <a:font script="Sora" typeface="Nirmala UI"/>
-        <a:font script="Tale" typeface="Microsoft Tai Le"/>
-        <a:font script="Talu" typeface="Microsoft New Tai Lue"/>
-        <a:font script="Tfng" typeface="Ebrima"/>
       </a:minorFont>
     </a:fontScheme>
-    <a:fmtScheme name="Office">
+    <a:fmtScheme>
       <a:fillStyleLst>
         <a:solidFill>
           <a:schemeClr val="phClr"/>
         </a:solidFill>
-        <a:gradFill rotWithShape="1">
+        <a:gradFill>
           <a:gsLst>
             <a:gs pos="0">
               <a:schemeClr val="phClr">
                 <a:lumMod val="110000"/>
-                <a:satMod val="105000"/>
                 <a:tint val="67000"/>
               </a:schemeClr>
             </a:gs>
             <a:gs pos="50000">
               <a:schemeClr val="phClr">
                 <a:lumMod val="105000"/>
-                <a:satMod val="103000"/>
                 <a:tint val="73000"/>
               </a:schemeClr>
             </a:gs>
             <a:gs pos="100000">
               <a:schemeClr val="phClr">
                 <a:lumMod val="105000"/>
-                <a:satMod val="109000"/>
                 <a:tint val="81000"/>
               </a:schemeClr>
             </a:gs>
           </a:gsLst>
           <a:lin ang="5400000" scaled="0"/>
+          <a:tileRect l="0" t="0" r="0" b="0"/>
         </a:gradFill>
-        <a:gradFill rotWithShape="1">
+        <a:gradFill>
           <a:gsLst>
             <a:gs pos="0">
               <a:schemeClr val="phClr">
-                <a:satMod val="103000"/>
                 <a:lumMod val="102000"/>
                 <a:tint val="94000"/>
               </a:schemeClr>
             </a:gs>
             <a:gs pos="50000">
               <a:schemeClr val="phClr">
-                <a:satMod val="110000"/>
                 <a:lumMod val="100000"/>
                 <a:shade val="100000"/>
               </a:schemeClr>
@@ -3651,33 +3520,24 @@
             <a:gs pos="100000">
               <a:schemeClr val="phClr">
                 <a:lumMod val="99000"/>
-                <a:satMod val="120000"/>
                 <a:shade val="78000"/>
               </a:schemeClr>
             </a:gs>
           </a:gsLst>
           <a:lin ang="5400000" scaled="0"/>
+          <a:tileRect l="0" t="0" r="0" b="0"/>
         </a:gradFill>
       </a:fillStyleLst>
       <a:lnStyleLst>
         <a:ln w="6350" cap="flat" cmpd="sng" algn="ctr">
-          <a:solidFill>
-            <a:schemeClr val="phClr"/>
-          </a:solidFill>
           <a:prstDash val="solid"/>
           <a:miter lim="800000"/>
         </a:ln>
         <a:ln w="12700" cap="flat" cmpd="sng" algn="ctr">
-          <a:solidFill>
-            <a:schemeClr val="phClr"/>
-          </a:solidFill>
           <a:prstDash val="solid"/>
           <a:miter lim="800000"/>
         </a:ln>
         <a:ln w="19050" cap="flat" cmpd="sng" algn="ctr">
-          <a:solidFill>
-            <a:schemeClr val="phClr"/>
-          </a:solidFill>
           <a:prstDash val="solid"/>
           <a:miter lim="800000"/>
         </a:ln>
@@ -3690,13 +3550,7 @@
           <a:effectLst/>
         </a:effectStyle>
         <a:effectStyle>
-          <a:effectLst>
-            <a:outerShdw blurRad="57150" dist="19050" dir="5400000" algn="ctr" rotWithShape="0">
-              <a:srgbClr val="000000">
-                <a:alpha val="63000"/>
-              </a:srgbClr>
-            </a:outerShdw>
-          </a:effectLst>
+          <a:effectLst/>
         </a:effectStyle>
       </a:effectStyleLst>
       <a:bgFillStyleLst>
@@ -3706,15 +3560,13 @@
         <a:solidFill>
           <a:schemeClr val="phClr">
             <a:tint val="95000"/>
-            <a:satMod val="170000"/>
           </a:schemeClr>
         </a:solidFill>
-        <a:gradFill rotWithShape="1">
+        <a:gradFill>
           <a:gsLst>
             <a:gs pos="0">
               <a:schemeClr val="phClr">
                 <a:tint val="93000"/>
-                <a:satMod val="150000"/>
                 <a:shade val="98000"/>
                 <a:lumMod val="102000"/>
               </a:schemeClr>
@@ -3722,7 +3574,6 @@
             <a:gs pos="50000">
               <a:schemeClr val="phClr">
                 <a:tint val="98000"/>
-                <a:satMod val="130000"/>
                 <a:shade val="90000"/>
                 <a:lumMod val="103000"/>
               </a:schemeClr>
@@ -3730,21 +3581,14 @@
             <a:gs pos="100000">
               <a:schemeClr val="phClr">
                 <a:shade val="63000"/>
-                <a:satMod val="120000"/>
               </a:schemeClr>
             </a:gs>
           </a:gsLst>
           <a:lin ang="5400000" scaled="0"/>
+          <a:tileRect l="0" t="0" r="0" b="0"/>
         </a:gradFill>
       </a:bgFillStyleLst>
     </a:fmtScheme>
   </a:themeElements>
-  <a:objectDefaults/>
-  <a:extraClrSchemeLst/>
-  <a:extLst>
-    <a:ext uri="{05A4C25C-085E-4340-85A3-A5531E510DB2}">
-      <thm15:themeFamily xmlns:thm15="http://schemas.microsoft.com/office/thememl/2012/main" name="Office Theme" id="{62F939B6-93AF-4DB8-9C6B-D6C7DFDC589F}" vid="{4A3C46E8-61CC-4603-A589-7422A47A8E4A}"/>
-    </a:ext>
-  </a:extLst>
 </a:theme>
 </file>
--- a/tiac/doc_templates/investigation_tiac.docx
+++ b/tiac/doc_templates/investigation_tiac.docx
@@ -1,13 +1,13 @@
 
 <file path=word/document.xml><?xml version="1.0" encoding="utf-8"?>
-<w:document xmlns:o="urn:schemas-microsoft-com:office:office" xmlns:r="http://schemas.openxmlformats.org/officeDocument/2006/relationships" xmlns:v="urn:schemas-microsoft-com:vml" xmlns:w="http://schemas.openxmlformats.org/wordprocessingml/2006/main" xmlns:w10="urn:schemas-microsoft-com:office:word" xmlns:wp="http://schemas.openxmlformats.org/drawingml/2006/wordprocessingDrawing" xmlns:pic="http://schemas.openxmlformats.org/drawingml/2006/picture" xmlns:wps="http://schemas.microsoft.com/office/word/2010/wordprocessingShape" xmlns:wpg="http://schemas.microsoft.com/office/word/2010/wordprocessingGroup" xmlns:mc="http://schemas.openxmlformats.org/markup-compatibility/2006" xmlns:wp14="http://schemas.microsoft.com/office/word/2010/wordprocessingDrawing" xmlns:w14="http://schemas.microsoft.com/office/word/2010/wordml" xmlns:w15="http://schemas.microsoft.com/office/word/2012/wordml" mc:Ignorable="w14 wp14 w15">
+<w:document xmlns:o="urn:schemas-microsoft-com:office:office" xmlns:r="http://schemas.openxmlformats.org/officeDocument/2006/relationships" xmlns:v="urn:schemas-microsoft-com:vml" xmlns:w="http://schemas.openxmlformats.org/wordprocessingml/2006/main" xmlns:w10="urn:schemas-microsoft-com:office:word" xmlns:wp="http://schemas.openxmlformats.org/drawingml/2006/wordprocessingDrawing" xmlns:wps="http://schemas.microsoft.com/office/word/2010/wordprocessingShape" xmlns:wpg="http://schemas.microsoft.com/office/word/2010/wordprocessingGroup" xmlns:mc="http://schemas.openxmlformats.org/markup-compatibility/2006" xmlns:wp14="http://schemas.microsoft.com/office/word/2010/wordprocessingDrawing" xmlns:w14="http://schemas.microsoft.com/office/word/2010/wordml" xmlns:w15="http://schemas.microsoft.com/office/word/2012/wordml" mc:Ignorable="w14 wp14 w15">
   <w:body>
     <w:p>
       <w:pPr>
-        <w:pStyle w:val="Heading1"/>
+        <w:pStyle w:val="Titre1"/>
         <w:numPr>
           <w:ilvl w:val="0"/>
-          <w:numId w:val="2"/>
+          <w:numId w:val="1"/>
         </w:numPr>
         <w:spacing w:before="240" w:after="120"/>
         <w:jc w:val="center"/>
@@ -28,10 +28,10 @@
     </w:p>
     <w:p>
       <w:pPr>
-        <w:pStyle w:val="Heading1"/>
+        <w:pStyle w:val="Titre1"/>
         <w:numPr>
           <w:ilvl w:val="0"/>
-          <w:numId w:val="2"/>
+          <w:numId w:val="1"/>
         </w:numPr>
         <w:jc w:val="center"/>
         <w:rPr>
@@ -51,7 +51,7 @@
     </w:p>
     <w:p>
       <w:pPr>
-        <w:pStyle w:val="BodyText"/>
+        <w:pStyle w:val="Corpsdetexte"/>
         <w:jc w:val="center"/>
         <w:rPr>
           <w:rFonts w:ascii="Calibri" w:hAnsi="Calibri" w:cs="Calibri" w:asciiTheme="minorHAnsi" w:cstheme="minorHAnsi" w:hAnsiTheme="minorHAnsi"/>
@@ -70,7 +70,7 @@
     </w:p>
     <w:p>
       <w:pPr>
-        <w:pStyle w:val="BodyText"/>
+        <w:pStyle w:val="Corpsdetexte"/>
         <w:jc w:val="center"/>
         <w:rPr>
           <w:rFonts w:ascii="Calibri" w:hAnsi="Calibri" w:cs="Calibri" w:asciiTheme="minorHAnsi" w:cstheme="minorHAnsi" w:hAnsiTheme="minorHAnsi"/>
@@ -88,10 +88,10 @@
     </w:p>
     <w:p>
       <w:pPr>
-        <w:pStyle w:val="Heading4"/>
+        <w:pStyle w:val="Titre4"/>
         <w:numPr>
           <w:ilvl w:val="3"/>
-          <w:numId w:val="2"/>
+          <w:numId w:val="1"/>
         </w:numPr>
         <w:jc w:val="center"/>
         <w:rPr>
@@ -111,7 +111,7 @@
     </w:p>
     <w:p>
       <w:pPr>
-        <w:pStyle w:val="Lignehorizontaleuser"/>
+        <w:pStyle w:val="Lignehorizontale"/>
         <w:rPr>
           <w:rFonts w:ascii="Calibri" w:hAnsi="Calibri" w:cs="Calibri" w:asciiTheme="minorHAnsi" w:cstheme="minorHAnsi" w:hAnsiTheme="minorHAnsi"/>
           <w:sz w:val="20"/>
@@ -128,9 +128,10 @@
     </w:p>
     <w:p>
       <w:pPr>
-        <w:pStyle w:val="BodyText"/>
-        <w:rPr>
-          <w:rFonts w:ascii="Calibri" w:hAnsi="Calibri" w:cs="Calibri" w:asciiTheme="minorHAnsi" w:cstheme="minorHAnsi" w:hAnsiTheme="minorHAnsi"/>
+        <w:pStyle w:val="Corpsdetexte"/>
+        <w:rPr>
+          <w:rFonts w:ascii="Calibri" w:hAnsi="Calibri" w:cs="Calibri" w:asciiTheme="minorHAnsi" w:cstheme="minorHAnsi" w:hAnsiTheme="minorHAnsi"/>
+          <w:b/>
           <w:b/>
           <w:bCs/>
           <w:sz w:val="20"/>
@@ -150,7 +151,7 @@
     </w:p>
     <w:p>
       <w:pPr>
-        <w:pStyle w:val="BodyText"/>
+        <w:pStyle w:val="Corpsdetexte"/>
         <w:rPr>
           <w:rFonts w:ascii="Calibri" w:hAnsi="Calibri" w:cs="Calibri" w:asciiTheme="minorHAnsi" w:cstheme="minorHAnsi" w:hAnsiTheme="minorHAnsi"/>
           <w:sz w:val="20"/>
@@ -168,7 +169,7 @@
     </w:p>
     <w:p>
       <w:pPr>
-        <w:pStyle w:val="BodyText"/>
+        <w:pStyle w:val="Corpsdetexte"/>
         <w:rPr>
           <w:rFonts w:ascii="Calibri" w:hAnsi="Calibri" w:cs="Calibri" w:asciiTheme="minorHAnsi" w:cstheme="minorHAnsi" w:hAnsiTheme="minorHAnsi"/>
           <w:sz w:val="20"/>
@@ -186,7 +187,57 @@
     </w:p>
     <w:p>
       <w:pPr>
-        <w:pStyle w:val="BodyText"/>
+        <w:pStyle w:val="Corpsdetexte"/>
+        <w:rPr>
+          <w:rFonts w:ascii="Calibri" w:hAnsi="Calibri" w:cs="Calibri" w:asciiTheme="minorHAnsi" w:cstheme="minorHAnsi" w:hAnsiTheme="minorHAnsi"/>
+          <w:sz w:val="20"/>
+          <w:szCs w:val="20"/>
+        </w:rPr>
+      </w:pPr>
+      <w:r>
+        <w:rPr>
+          <w:rFonts w:cs="Calibri" w:ascii="Calibri" w:hAnsi="Calibri" w:asciiTheme="minorHAnsi" w:cstheme="minorHAnsi" w:hAnsiTheme="minorHAnsi"/>
+          <w:sz w:val="20"/>
+          <w:szCs w:val="20"/>
+        </w:rPr>
+        <w:t xml:space="preserve">Date de </w:t>
+      </w:r>
+      <w:r>
+        <w:rPr>
+          <w:rFonts w:cs="Calibri" w:ascii="Calibri" w:hAnsi="Calibri" w:asciiTheme="minorHAnsi" w:cstheme="minorHAnsi" w:hAnsiTheme="minorHAnsi"/>
+          <w:sz w:val="20"/>
+          <w:szCs w:val="20"/>
+        </w:rPr>
+        <w:t>publication</w:t>
+      </w:r>
+      <w:r>
+        <w:rPr>
+          <w:rFonts w:cs="Calibri" w:ascii="Calibri" w:hAnsi="Calibri" w:asciiTheme="minorHAnsi" w:cstheme="minorHAnsi" w:hAnsiTheme="minorHAnsi"/>
+          <w:sz w:val="20"/>
+          <w:szCs w:val="20"/>
+        </w:rPr>
+        <w:t>: {{object.date_</w:t>
+      </w:r>
+      <w:r>
+        <w:rPr>
+          <w:rFonts w:cs="Calibri" w:ascii="Calibri" w:hAnsi="Calibri" w:asciiTheme="minorHAnsi" w:cstheme="minorHAnsi" w:hAnsiTheme="minorHAnsi"/>
+          <w:sz w:val="20"/>
+          <w:szCs w:val="20"/>
+        </w:rPr>
+        <w:t>publication</w:t>
+      </w:r>
+      <w:r>
+        <w:rPr>
+          <w:rFonts w:cs="Calibri" w:ascii="Calibri" w:hAnsi="Calibri" w:asciiTheme="minorHAnsi" w:cstheme="minorHAnsi" w:hAnsiTheme="minorHAnsi"/>
+          <w:sz w:val="20"/>
+          <w:szCs w:val="20"/>
+        </w:rPr>
+        <w:t>.strftime("%Y-%m-%d %H:%M") }}</w:t>
+      </w:r>
+    </w:p>
+    <w:p>
+      <w:pPr>
+        <w:pStyle w:val="Corpsdetexte"/>
         <w:rPr>
           <w:rFonts w:ascii="Calibri" w:hAnsi="Calibri" w:cs="Calibri" w:asciiTheme="minorHAnsi" w:cstheme="minorHAnsi" w:hAnsiTheme="minorHAnsi"/>
           <w:sz w:val="20"/>
@@ -204,7 +255,7 @@
     </w:p>
     <w:p>
       <w:pPr>
-        <w:pStyle w:val="BodyText"/>
+        <w:pStyle w:val="Corpsdetexte"/>
         <w:rPr>
           <w:rFonts w:ascii="Calibri" w:hAnsi="Calibri" w:cs="Calibri" w:asciiTheme="minorHAnsi" w:cstheme="minorHAnsi" w:hAnsiTheme="minorHAnsi"/>
           <w:sz w:val="20"/>
@@ -222,7 +273,7 @@
     </w:p>
     <w:p>
       <w:pPr>
-        <w:pStyle w:val="BodyText"/>
+        <w:pStyle w:val="Corpsdetexte"/>
         <w:rPr>
           <w:rFonts w:ascii="Calibri" w:hAnsi="Calibri" w:cs="Calibri" w:asciiTheme="minorHAnsi" w:cstheme="minorHAnsi" w:hAnsiTheme="minorHAnsi"/>
           <w:sz w:val="20"/>
@@ -265,7 +316,7 @@
           </w:tcPr>
           <w:p>
             <w:pPr>
-              <w:pStyle w:val="BodyText"/>
+              <w:pStyle w:val="Corpsdetexte"/>
               <w:widowControl w:val="false"/>
               <w:suppressAutoHyphens w:val="true"/>
               <w:spacing w:before="0" w:after="140"/>
@@ -292,7 +343,7 @@
     </w:tbl>
     <w:p>
       <w:pPr>
-        <w:pStyle w:val="BodyText"/>
+        <w:pStyle w:val="Corpsdetexte"/>
         <w:rPr>
           <w:rFonts w:ascii="Calibri" w:hAnsi="Calibri" w:cs="Calibri" w:asciiTheme="minorHAnsi" w:cstheme="minorHAnsi" w:hAnsiTheme="minorHAnsi"/>
           <w:sz w:val="20"/>
@@ -310,7 +361,7 @@
     </w:p>
     <w:p>
       <w:pPr>
-        <w:pStyle w:val="BodyText"/>
+        <w:pStyle w:val="Corpsdetexte"/>
         <w:rPr>
           <w:rFonts w:ascii="Calibri" w:hAnsi="Calibri" w:cs="Calibri" w:asciiTheme="minorHAnsi" w:cstheme="minorHAnsi" w:hAnsiTheme="minorHAnsi"/>
           <w:sz w:val="20"/>
@@ -328,7 +379,7 @@
     </w:p>
     <w:p>
       <w:pPr>
-        <w:pStyle w:val="BodyText"/>
+        <w:pStyle w:val="Corpsdetexte"/>
         <w:rPr>
           <w:rFonts w:ascii="Calibri" w:hAnsi="Calibri" w:cs="Calibri" w:asciiTheme="minorHAnsi" w:cstheme="minorHAnsi" w:hAnsiTheme="minorHAnsi"/>
           <w:sz w:val="20"/>
@@ -346,9 +397,10 @@
     </w:p>
     <w:p>
       <w:pPr>
-        <w:pStyle w:val="BodyText"/>
-        <w:rPr>
-          <w:rFonts w:ascii="Calibri" w:hAnsi="Calibri" w:cs="Calibri" w:asciiTheme="minorHAnsi" w:cstheme="minorHAnsi" w:hAnsiTheme="minorHAnsi"/>
+        <w:pStyle w:val="Corpsdetexte"/>
+        <w:rPr>
+          <w:rFonts w:ascii="Calibri" w:hAnsi="Calibri" w:cs="Calibri" w:asciiTheme="minorHAnsi" w:cstheme="minorHAnsi" w:hAnsiTheme="minorHAnsi"/>
+          <w:b/>
           <w:b/>
           <w:bCs/>
           <w:sz w:val="20"/>
@@ -368,7 +420,7 @@
     </w:p>
     <w:p>
       <w:pPr>
-        <w:pStyle w:val="BodyText"/>
+        <w:pStyle w:val="Corpsdetexte"/>
         <w:rPr>
           <w:rFonts w:ascii="Calibri" w:hAnsi="Calibri" w:cs="Calibri" w:asciiTheme="minorHAnsi" w:cstheme="minorHAnsi" w:hAnsiTheme="minorHAnsi"/>
           <w:sz w:val="20"/>
@@ -385,10 +437,10 @@
     </w:p>
     <w:p>
       <w:pPr>
-        <w:pStyle w:val="Heading4"/>
+        <w:pStyle w:val="Titre4"/>
         <w:numPr>
           <w:ilvl w:val="3"/>
-          <w:numId w:val="2"/>
+          <w:numId w:val="1"/>
         </w:numPr>
         <w:jc w:val="center"/>
         <w:rPr>
@@ -408,7 +460,7 @@
     </w:p>
     <w:p>
       <w:pPr>
-        <w:pStyle w:val="Lignehorizontaleuser"/>
+        <w:pStyle w:val="Lignehorizontale"/>
         <w:rPr>
           <w:rFonts w:ascii="Calibri" w:hAnsi="Calibri" w:cs="Calibri" w:asciiTheme="minorHAnsi" w:cstheme="minorHAnsi" w:hAnsiTheme="minorHAnsi"/>
           <w:sz w:val="20"/>
@@ -425,7 +477,7 @@
     </w:p>
     <w:p>
       <w:pPr>
-        <w:pStyle w:val="BodyText"/>
+        <w:pStyle w:val="Corpsdetexte"/>
         <w:rPr>
           <w:rFonts w:ascii="Calibri" w:hAnsi="Calibri" w:cs="Calibri" w:asciiTheme="minorHAnsi" w:cstheme="minorHAnsi" w:hAnsiTheme="minorHAnsi"/>
           <w:sz w:val="20"/>
@@ -443,7 +495,7 @@
     </w:p>
     <w:p>
       <w:pPr>
-        <w:pStyle w:val="BodyText"/>
+        <w:pStyle w:val="Corpsdetexte"/>
         <w:rPr>
           <w:rFonts w:ascii="Calibri" w:hAnsi="Calibri" w:cs="Calibri" w:asciiTheme="minorHAnsi" w:cstheme="minorHAnsi" w:hAnsiTheme="minorHAnsi"/>
           <w:sz w:val="20"/>
@@ -461,7 +513,7 @@
     </w:p>
     <w:p>
       <w:pPr>
-        <w:pStyle w:val="BodyText"/>
+        <w:pStyle w:val="Corpsdetexte"/>
         <w:rPr>
           <w:rFonts w:ascii="Calibri" w:hAnsi="Calibri" w:cs="Calibri" w:asciiTheme="minorHAnsi" w:cstheme="minorHAnsi" w:hAnsiTheme="minorHAnsi"/>
           <w:sz w:val="20"/>
@@ -585,10 +637,10 @@
     </w:p>
     <w:p>
       <w:pPr>
-        <w:pStyle w:val="Heading4"/>
+        <w:pStyle w:val="Titre4"/>
         <w:numPr>
           <w:ilvl w:val="3"/>
-          <w:numId w:val="2"/>
+          <w:numId w:val="1"/>
         </w:numPr>
         <w:jc w:val="center"/>
         <w:rPr>
@@ -608,7 +660,7 @@
     </w:p>
     <w:p>
       <w:pPr>
-        <w:pStyle w:val="Lignehorizontaleuser"/>
+        <w:pStyle w:val="Lignehorizontale"/>
         <w:rPr>
           <w:rFonts w:ascii="Calibri" w:hAnsi="Calibri" w:cs="Calibri" w:asciiTheme="minorHAnsi" w:cstheme="minorHAnsi" w:hAnsiTheme="minorHAnsi"/>
           <w:sz w:val="20"/>
@@ -733,10 +785,10 @@
     </w:p>
     <w:p>
       <w:pPr>
-        <w:pStyle w:val="Heading4"/>
+        <w:pStyle w:val="Titre4"/>
         <w:numPr>
           <w:ilvl w:val="3"/>
-          <w:numId w:val="2"/>
+          <w:numId w:val="1"/>
         </w:numPr>
         <w:jc w:val="center"/>
         <w:rPr>
@@ -756,7 +808,7 @@
     </w:p>
     <w:p>
       <w:pPr>
-        <w:pStyle w:val="Lignehorizontaleuser"/>
+        <w:pStyle w:val="Lignehorizontale"/>
         <w:rPr>
           <w:rFonts w:ascii="Calibri" w:hAnsi="Calibri" w:cs="Calibri" w:asciiTheme="minorHAnsi" w:cstheme="minorHAnsi" w:hAnsiTheme="minorHAnsi"/>
           <w:sz w:val="20"/>
@@ -808,10 +860,10 @@
     </w:p>
     <w:p>
       <w:pPr>
-        <w:pStyle w:val="Heading4"/>
+        <w:pStyle w:val="Titre4"/>
         <w:numPr>
           <w:ilvl w:val="3"/>
-          <w:numId w:val="2"/>
+          <w:numId w:val="1"/>
         </w:numPr>
         <w:jc w:val="center"/>
         <w:rPr>
@@ -831,7 +883,7 @@
     </w:p>
     <w:p>
       <w:pPr>
-        <w:pStyle w:val="Lignehorizontaleuser"/>
+        <w:pStyle w:val="Lignehorizontale"/>
         <w:rPr>
           <w:rFonts w:ascii="Calibri" w:hAnsi="Calibri" w:cs="Calibri" w:asciiTheme="minorHAnsi" w:cstheme="minorHAnsi" w:hAnsiTheme="minorHAnsi"/>
           <w:sz w:val="20"/>
@@ -870,6 +922,7 @@
         <w:spacing w:before="0" w:afterAutospacing="1"/>
         <w:rPr>
           <w:rFonts w:ascii="Calibri" w:hAnsi="Calibri" w:cs="Calibri" w:asciiTheme="minorHAnsi" w:cstheme="minorHAnsi" w:hAnsiTheme="minorHAnsi"/>
+          <w:b/>
           <w:b/>
           <w:bCs/>
           <w:sz w:val="20"/>
@@ -1038,12 +1091,12 @@
     </w:p>
     <w:p>
       <w:pPr>
-        <w:pStyle w:val="Heading4"/>
+        <w:pStyle w:val="Titre4"/>
         <w:numPr>
           <w:ilvl w:val="0"/>
           <w:numId w:val="0"/>
         </w:numPr>
-        <w:ind w:hanging="0" w:left="0"/>
+        <w:ind w:left="0" w:hanging="0"/>
         <w:rPr>
           <w:rFonts w:ascii="Calibri" w:hAnsi="Calibri" w:cs="Calibri" w:asciiTheme="minorHAnsi" w:cstheme="minorHAnsi" w:hAnsiTheme="minorHAnsi"/>
           <w:sz w:val="20"/>
@@ -1060,12 +1113,12 @@
     </w:p>
     <w:p>
       <w:pPr>
-        <w:pStyle w:val="Heading4"/>
+        <w:pStyle w:val="Titre4"/>
         <w:numPr>
           <w:ilvl w:val="0"/>
           <w:numId w:val="0"/>
         </w:numPr>
-        <w:ind w:hanging="0" w:left="0"/>
+        <w:ind w:left="0" w:hanging="0"/>
         <w:jc w:val="center"/>
         <w:rPr>
           <w:rFonts w:ascii="Calibri" w:hAnsi="Calibri" w:cs="Calibri" w:asciiTheme="minorHAnsi" w:cstheme="minorHAnsi" w:hAnsiTheme="minorHAnsi"/>
@@ -1084,7 +1137,7 @@
     </w:p>
     <w:p>
       <w:pPr>
-        <w:pStyle w:val="Lignehorizontaleuser"/>
+        <w:pStyle w:val="Lignehorizontale"/>
         <w:rPr>
           <w:rFonts w:ascii="Calibri" w:hAnsi="Calibri" w:cs="Calibri" w:asciiTheme="minorHAnsi" w:cstheme="minorHAnsi" w:hAnsiTheme="minorHAnsi"/>
           <w:sz w:val="20"/>
@@ -1101,7 +1154,7 @@
     </w:p>
     <w:p>
       <w:pPr>
-        <w:pStyle w:val="BodyText"/>
+        <w:pStyle w:val="Corpsdetexte"/>
         <w:rPr>
           <w:rFonts w:ascii="Calibri" w:hAnsi="Calibri" w:cs="Calibri" w:asciiTheme="minorHAnsi" w:cstheme="minorHAnsi" w:hAnsiTheme="minorHAnsi"/>
           <w:sz w:val="20"/>
@@ -1119,7 +1172,7 @@
     </w:p>
     <w:p>
       <w:pPr>
-        <w:pStyle w:val="BodyText"/>
+        <w:pStyle w:val="Corpsdetexte"/>
         <w:rPr>
           <w:rFonts w:ascii="Calibri" w:hAnsi="Calibri" w:cs="Calibri" w:asciiTheme="minorHAnsi" w:cstheme="minorHAnsi" w:hAnsiTheme="minorHAnsi"/>
           <w:sz w:val="20"/>
@@ -1137,7 +1190,7 @@
     </w:p>
     <w:p>
       <w:pPr>
-        <w:pStyle w:val="BodyText"/>
+        <w:pStyle w:val="Corpsdetexte"/>
         <w:rPr>
           <w:rFonts w:ascii="Calibri" w:hAnsi="Calibri" w:cs="Calibri" w:asciiTheme="minorHAnsi" w:cstheme="minorHAnsi" w:hAnsiTheme="minorHAnsi"/>
           <w:sz w:val="20"/>
@@ -1155,7 +1208,7 @@
     </w:p>
     <w:p>
       <w:pPr>
-        <w:pStyle w:val="BodyText"/>
+        <w:pStyle w:val="Corpsdetexte"/>
         <w:rPr>
           <w:rFonts w:ascii="Calibri" w:hAnsi="Calibri" w:cs="Calibri" w:asciiTheme="minorHAnsi" w:cstheme="minorHAnsi" w:hAnsiTheme="minorHAnsi"/>
           <w:sz w:val="20"/>
@@ -1173,7 +1226,7 @@
     </w:p>
     <w:p>
       <w:pPr>
-        <w:pStyle w:val="BodyText"/>
+        <w:pStyle w:val="Corpsdetexte"/>
         <w:rPr>
           <w:rFonts w:ascii="Calibri" w:hAnsi="Calibri" w:cs="Calibri" w:asciiTheme="minorHAnsi" w:cstheme="minorHAnsi" w:hAnsiTheme="minorHAnsi"/>
           <w:sz w:val="20"/>
@@ -1191,9 +1244,10 @@
     </w:p>
     <w:p>
       <w:pPr>
-        <w:pStyle w:val="BodyText"/>
-        <w:rPr>
-          <w:rFonts w:ascii="Calibri" w:hAnsi="Calibri" w:cs="Calibri" w:asciiTheme="minorHAnsi" w:cstheme="minorHAnsi" w:hAnsiTheme="minorHAnsi"/>
+        <w:pStyle w:val="Corpsdetexte"/>
+        <w:rPr>
+          <w:rFonts w:ascii="Calibri" w:hAnsi="Calibri" w:cs="Calibri" w:asciiTheme="minorHAnsi" w:cstheme="minorHAnsi" w:hAnsiTheme="minorHAnsi"/>
+          <w:b/>
           <w:b/>
           <w:bCs/>
           <w:sz w:val="20"/>
@@ -1213,7 +1267,7 @@
     </w:p>
     <w:p>
       <w:pPr>
-        <w:pStyle w:val="BodyText"/>
+        <w:pStyle w:val="Corpsdetexte"/>
         <w:rPr>
           <w:rFonts w:ascii="Calibri" w:hAnsi="Calibri" w:cs="Calibri" w:asciiTheme="minorHAnsi" w:cstheme="minorHAnsi" w:hAnsiTheme="minorHAnsi"/>
           <w:sz w:val="20"/>
@@ -1231,7 +1285,7 @@
     </w:p>
     <w:p>
       <w:pPr>
-        <w:pStyle w:val="BodyText"/>
+        <w:pStyle w:val="Corpsdetexte"/>
         <w:rPr>
           <w:rFonts w:ascii="Calibri" w:hAnsi="Calibri" w:cs="Calibri" w:asciiTheme="minorHAnsi" w:cstheme="minorHAnsi" w:hAnsiTheme="minorHAnsi"/>
           <w:sz w:val="20"/>
@@ -1249,7 +1303,7 @@
     </w:p>
     <w:p>
       <w:pPr>
-        <w:pStyle w:val="BodyText"/>
+        <w:pStyle w:val="Corpsdetexte"/>
         <w:rPr>
           <w:rFonts w:ascii="Calibri" w:hAnsi="Calibri" w:cs="Calibri" w:asciiTheme="minorHAnsi" w:cstheme="minorHAnsi" w:hAnsiTheme="minorHAnsi"/>
           <w:sz w:val="20"/>
@@ -1267,7 +1321,7 @@
     </w:p>
     <w:p>
       <w:pPr>
-        <w:pStyle w:val="BodyText"/>
+        <w:pStyle w:val="Corpsdetexte"/>
         <w:rPr>
           <w:rFonts w:ascii="Calibri" w:hAnsi="Calibri" w:cs="Calibri" w:asciiTheme="minorHAnsi" w:cstheme="minorHAnsi" w:hAnsiTheme="minorHAnsi"/>
           <w:sz w:val="20"/>
@@ -1285,7 +1339,7 @@
     </w:p>
     <w:p>
       <w:pPr>
-        <w:pStyle w:val="BodyText"/>
+        <w:pStyle w:val="Corpsdetexte"/>
         <w:rPr>
           <w:rFonts w:ascii="Calibri" w:hAnsi="Calibri" w:cs="Calibri" w:asciiTheme="minorHAnsi" w:cstheme="minorHAnsi" w:hAnsiTheme="minorHAnsi"/>
           <w:sz w:val="20"/>
@@ -1303,7 +1357,7 @@
     </w:p>
     <w:p>
       <w:pPr>
-        <w:pStyle w:val="BodyText"/>
+        <w:pStyle w:val="Corpsdetexte"/>
         <w:rPr>
           <w:rFonts w:ascii="Calibri" w:hAnsi="Calibri" w:cs="Calibri" w:asciiTheme="minorHAnsi" w:cstheme="minorHAnsi" w:hAnsiTheme="minorHAnsi"/>
           <w:sz w:val="20"/>
@@ -1482,7 +1536,7 @@
     </w:p>
     <w:p>
       <w:pPr>
-        <w:pStyle w:val="BodyText"/>
+        <w:pStyle w:val="Corpsdetexte"/>
         <w:rPr>
           <w:rFonts w:ascii="Calibri" w:hAnsi="Calibri" w:cs="Calibri" w:asciiTheme="minorHAnsi" w:cstheme="minorHAnsi" w:hAnsiTheme="minorHAnsi"/>
           <w:sz w:val="20"/>
@@ -1500,7 +1554,7 @@
     </w:p>
     <w:p>
       <w:pPr>
-        <w:pStyle w:val="BodyText"/>
+        <w:pStyle w:val="Corpsdetexte"/>
         <w:rPr>
           <w:rFonts w:ascii="Calibri" w:hAnsi="Calibri" w:cs="Calibri" w:asciiTheme="minorHAnsi" w:cstheme="minorHAnsi" w:hAnsiTheme="minorHAnsi"/>
           <w:sz w:val="20"/>
@@ -1517,10 +1571,10 @@
     </w:p>
     <w:p>
       <w:pPr>
-        <w:pStyle w:val="Heading4"/>
+        <w:pStyle w:val="Titre4"/>
         <w:numPr>
           <w:ilvl w:val="3"/>
-          <w:numId w:val="2"/>
+          <w:numId w:val="1"/>
         </w:numPr>
         <w:jc w:val="center"/>
         <w:rPr>
@@ -1540,7 +1594,7 @@
     </w:p>
     <w:p>
       <w:pPr>
-        <w:pStyle w:val="Lignehorizontaleuser"/>
+        <w:pStyle w:val="Lignehorizontale"/>
         <w:rPr>
           <w:rFonts w:ascii="Calibri" w:hAnsi="Calibri" w:cs="Calibri" w:asciiTheme="minorHAnsi" w:cstheme="minorHAnsi" w:hAnsiTheme="minorHAnsi"/>
           <w:sz w:val="20"/>
@@ -1557,7 +1611,7 @@
     </w:p>
     <w:p>
       <w:pPr>
-        <w:pStyle w:val="BodyText"/>
+        <w:pStyle w:val="Corpsdetexte"/>
         <w:rPr>
           <w:rFonts w:ascii="Calibri" w:hAnsi="Calibri" w:cs="Calibri" w:asciiTheme="minorHAnsi" w:cstheme="minorHAnsi" w:hAnsiTheme="minorHAnsi"/>
           <w:sz w:val="20"/>
@@ -1575,9 +1629,10 @@
     </w:p>
     <w:p>
       <w:pPr>
-        <w:pStyle w:val="BodyText"/>
-        <w:rPr>
-          <w:rFonts w:ascii="Calibri" w:hAnsi="Calibri" w:cs="Calibri" w:asciiTheme="minorHAnsi" w:cstheme="minorHAnsi" w:hAnsiTheme="minorHAnsi"/>
+        <w:pStyle w:val="Corpsdetexte"/>
+        <w:rPr>
+          <w:rFonts w:ascii="Calibri" w:hAnsi="Calibri" w:cs="Calibri" w:asciiTheme="minorHAnsi" w:cstheme="minorHAnsi" w:hAnsiTheme="minorHAnsi"/>
+          <w:b/>
           <w:b/>
           <w:bCs/>
           <w:sz w:val="20"/>
@@ -1597,7 +1652,7 @@
     </w:p>
     <w:p>
       <w:pPr>
-        <w:pStyle w:val="BodyText"/>
+        <w:pStyle w:val="Corpsdetexte"/>
         <w:rPr>
           <w:rFonts w:ascii="Calibri" w:hAnsi="Calibri" w:cs="Calibri" w:asciiTheme="minorHAnsi" w:cstheme="minorHAnsi" w:hAnsiTheme="minorHAnsi"/>
           <w:sz w:val="20"/>
@@ -1615,7 +1670,7 @@
     </w:p>
     <w:p>
       <w:pPr>
-        <w:pStyle w:val="BodyText"/>
+        <w:pStyle w:val="Corpsdetexte"/>
         <w:rPr>
           <w:rFonts w:ascii="Calibri" w:hAnsi="Calibri" w:cs="Calibri" w:asciiTheme="minorHAnsi" w:cstheme="minorHAnsi" w:hAnsiTheme="minorHAnsi"/>
           <w:sz w:val="20"/>
@@ -1633,7 +1688,7 @@
     </w:p>
     <w:p>
       <w:pPr>
-        <w:pStyle w:val="BodyText"/>
+        <w:pStyle w:val="Corpsdetexte"/>
         <w:rPr>
           <w:rFonts w:ascii="Calibri" w:hAnsi="Calibri" w:cs="Calibri" w:asciiTheme="minorHAnsi" w:cstheme="minorHAnsi" w:hAnsiTheme="minorHAnsi"/>
           <w:sz w:val="20"/>
@@ -1651,7 +1706,7 @@
     </w:p>
     <w:p>
       <w:pPr>
-        <w:pStyle w:val="BodyText"/>
+        <w:pStyle w:val="Corpsdetexte"/>
         <w:rPr>
           <w:rFonts w:ascii="Calibri" w:hAnsi="Calibri" w:cs="Calibri" w:asciiTheme="minorHAnsi" w:cstheme="minorHAnsi" w:hAnsiTheme="minorHAnsi"/>
           <w:sz w:val="20"/>
@@ -1669,7 +1724,7 @@
     </w:p>
     <w:p>
       <w:pPr>
-        <w:pStyle w:val="BodyText"/>
+        <w:pStyle w:val="Corpsdetexte"/>
         <w:rPr>
           <w:rFonts w:ascii="Calibri" w:hAnsi="Calibri" w:cs="Calibri" w:asciiTheme="minorHAnsi" w:cstheme="minorHAnsi" w:hAnsiTheme="minorHAnsi"/>
           <w:sz w:val="20"/>
@@ -1687,7 +1742,7 @@
     </w:p>
     <w:p>
       <w:pPr>
-        <w:pStyle w:val="BodyText"/>
+        <w:pStyle w:val="Corpsdetexte"/>
         <w:rPr>
           <w:rFonts w:ascii="Calibri" w:hAnsi="Calibri" w:cs="Calibri" w:asciiTheme="minorHAnsi" w:cstheme="minorHAnsi" w:hAnsiTheme="minorHAnsi"/>
           <w:sz w:val="20"/>
@@ -1705,7 +1760,7 @@
     </w:p>
     <w:p>
       <w:pPr>
-        <w:pStyle w:val="BodyText"/>
+        <w:pStyle w:val="Corpsdetexte"/>
         <w:rPr>
           <w:rFonts w:ascii="Calibri" w:hAnsi="Calibri" w:cs="Calibri" w:asciiTheme="minorHAnsi" w:cstheme="minorHAnsi" w:hAnsiTheme="minorHAnsi"/>
           <w:sz w:val="20"/>
@@ -1740,7 +1795,7 @@
     </w:p>
     <w:p>
       <w:pPr>
-        <w:pStyle w:val="BodyText"/>
+        <w:pStyle w:val="Corpsdetexte"/>
         <w:rPr>
           <w:rFonts w:ascii="Calibri" w:hAnsi="Calibri" w:cs="Calibri" w:asciiTheme="minorHAnsi" w:cstheme="minorHAnsi" w:hAnsiTheme="minorHAnsi"/>
           <w:sz w:val="20"/>
@@ -1758,7 +1813,7 @@
     </w:p>
     <w:p>
       <w:pPr>
-        <w:pStyle w:val="BodyText"/>
+        <w:pStyle w:val="Corpsdetexte"/>
         <w:rPr>
           <w:rFonts w:ascii="Calibri" w:hAnsi="Calibri" w:cs="Calibri" w:asciiTheme="minorHAnsi" w:cstheme="minorHAnsi" w:hAnsiTheme="minorHAnsi"/>
           <w:sz w:val="20"/>
@@ -1775,10 +1830,10 @@
     </w:p>
     <w:p>
       <w:pPr>
-        <w:pStyle w:val="Heading4"/>
+        <w:pStyle w:val="Titre4"/>
         <w:numPr>
           <w:ilvl w:val="3"/>
-          <w:numId w:val="2"/>
+          <w:numId w:val="1"/>
         </w:numPr>
         <w:jc w:val="center"/>
         <w:rPr>
@@ -1798,7 +1853,7 @@
     </w:p>
     <w:p>
       <w:pPr>
-        <w:pStyle w:val="Lignehorizontaleuser"/>
+        <w:pStyle w:val="Lignehorizontale"/>
         <w:rPr>
           <w:rFonts w:ascii="Calibri" w:hAnsi="Calibri" w:cs="Calibri" w:asciiTheme="minorHAnsi" w:cstheme="minorHAnsi" w:hAnsiTheme="minorHAnsi"/>
           <w:sz w:val="20"/>
@@ -1815,7 +1870,7 @@
     </w:p>
     <w:p>
       <w:pPr>
-        <w:pStyle w:val="BodyText"/>
+        <w:pStyle w:val="Corpsdetexte"/>
         <w:rPr>
           <w:rFonts w:ascii="Calibri" w:hAnsi="Calibri" w:cs="Calibri" w:asciiTheme="minorHAnsi" w:cstheme="minorHAnsi" w:hAnsiTheme="minorHAnsi"/>
           <w:sz w:val="20"/>
@@ -1833,9 +1888,10 @@
     </w:p>
     <w:p>
       <w:pPr>
-        <w:pStyle w:val="BodyText"/>
-        <w:rPr>
-          <w:rFonts w:ascii="Calibri" w:hAnsi="Calibri" w:cs="Calibri" w:asciiTheme="minorHAnsi" w:cstheme="minorHAnsi" w:hAnsiTheme="minorHAnsi"/>
+        <w:pStyle w:val="Corpsdetexte"/>
+        <w:rPr>
+          <w:rFonts w:ascii="Calibri" w:hAnsi="Calibri" w:cs="Calibri" w:asciiTheme="minorHAnsi" w:cstheme="minorHAnsi" w:hAnsiTheme="minorHAnsi"/>
+          <w:b/>
           <w:b/>
           <w:bCs/>
           <w:sz w:val="20"/>
@@ -1855,7 +1911,7 @@
     </w:p>
     <w:p>
       <w:pPr>
-        <w:pStyle w:val="BodyText"/>
+        <w:pStyle w:val="Corpsdetexte"/>
         <w:rPr>
           <w:rFonts w:ascii="Calibri" w:hAnsi="Calibri" w:cs="Calibri" w:asciiTheme="minorHAnsi" w:cstheme="minorHAnsi" w:hAnsiTheme="minorHAnsi"/>
           <w:sz w:val="20"/>
@@ -1873,7 +1929,7 @@
     </w:p>
     <w:p>
       <w:pPr>
-        <w:pStyle w:val="BodyText"/>
+        <w:pStyle w:val="Corpsdetexte"/>
         <w:rPr>
           <w:rFonts w:ascii="Calibri" w:hAnsi="Calibri" w:cs="Calibri" w:asciiTheme="minorHAnsi" w:cstheme="minorHAnsi" w:hAnsiTheme="minorHAnsi"/>
           <w:sz w:val="20"/>
@@ -1891,7 +1947,7 @@
     </w:p>
     <w:p>
       <w:pPr>
-        <w:pStyle w:val="BodyText"/>
+        <w:pStyle w:val="Corpsdetexte"/>
         <w:rPr>
           <w:rFonts w:ascii="Calibri" w:hAnsi="Calibri" w:cs="Calibri" w:asciiTheme="minorHAnsi" w:cstheme="minorHAnsi" w:hAnsiTheme="minorHAnsi"/>
           <w:sz w:val="20"/>
@@ -1909,7 +1965,7 @@
     </w:p>
     <w:p>
       <w:pPr>
-        <w:pStyle w:val="BodyText"/>
+        <w:pStyle w:val="Corpsdetexte"/>
         <w:rPr>
           <w:rFonts w:ascii="Calibri" w:hAnsi="Calibri" w:cs="Calibri" w:asciiTheme="minorHAnsi" w:cstheme="minorHAnsi" w:hAnsiTheme="minorHAnsi"/>
           <w:sz w:val="20"/>
@@ -1927,7 +1983,7 @@
     </w:p>
     <w:p>
       <w:pPr>
-        <w:pStyle w:val="BodyText"/>
+        <w:pStyle w:val="Corpsdetexte"/>
         <w:rPr>
           <w:rFonts w:ascii="Calibri" w:hAnsi="Calibri" w:cs="Calibri" w:asciiTheme="minorHAnsi" w:cstheme="minorHAnsi" w:hAnsiTheme="minorHAnsi"/>
           <w:sz w:val="20"/>
@@ -1962,7 +2018,7 @@
     </w:p>
     <w:p>
       <w:pPr>
-        <w:pStyle w:val="BodyText"/>
+        <w:pStyle w:val="Corpsdetexte"/>
         <w:rPr>
           <w:rFonts w:ascii="Calibri" w:hAnsi="Calibri" w:cs="Calibri" w:asciiTheme="minorHAnsi" w:cstheme="minorHAnsi" w:hAnsiTheme="minorHAnsi"/>
           <w:sz w:val="20"/>
@@ -1980,7 +2036,7 @@
     </w:p>
     <w:p>
       <w:pPr>
-        <w:pStyle w:val="BodyText"/>
+        <w:pStyle w:val="Corpsdetexte"/>
         <w:rPr>
           <w:rFonts w:ascii="Calibri" w:hAnsi="Calibri" w:cs="Calibri" w:asciiTheme="minorHAnsi" w:cstheme="minorHAnsi" w:hAnsiTheme="minorHAnsi"/>
           <w:sz w:val="20"/>
@@ -1997,10 +2053,10 @@
     </w:p>
     <w:p>
       <w:pPr>
-        <w:pStyle w:val="Heading4"/>
+        <w:pStyle w:val="Titre4"/>
         <w:numPr>
           <w:ilvl w:val="3"/>
-          <w:numId w:val="2"/>
+          <w:numId w:val="1"/>
         </w:numPr>
         <w:jc w:val="center"/>
         <w:rPr>
@@ -2020,7 +2076,7 @@
     </w:p>
     <w:p>
       <w:pPr>
-        <w:pStyle w:val="Lignehorizontaleuser"/>
+        <w:pStyle w:val="Lignehorizontale"/>
         <w:rPr>
           <w:rFonts w:ascii="Calibri" w:hAnsi="Calibri" w:cs="Calibri" w:asciiTheme="minorHAnsi" w:cstheme="minorHAnsi" w:hAnsiTheme="minorHAnsi"/>
           <w:sz w:val="20"/>
@@ -2037,7 +2093,7 @@
     </w:p>
     <w:p>
       <w:pPr>
-        <w:pStyle w:val="BodyText"/>
+        <w:pStyle w:val="Corpsdetexte"/>
         <w:rPr>
           <w:rFonts w:ascii="Calibri" w:hAnsi="Calibri" w:cs="Calibri" w:asciiTheme="minorHAnsi" w:cstheme="minorHAnsi" w:hAnsiTheme="minorHAnsi"/>
           <w:sz w:val="20"/>
@@ -2055,9 +2111,10 @@
     </w:p>
     <w:p>
       <w:pPr>
-        <w:pStyle w:val="BodyText"/>
-        <w:rPr>
-          <w:rFonts w:ascii="Calibri" w:hAnsi="Calibri" w:cs="Calibri" w:asciiTheme="minorHAnsi" w:cstheme="minorHAnsi" w:hAnsiTheme="minorHAnsi"/>
+        <w:pStyle w:val="Corpsdetexte"/>
+        <w:rPr>
+          <w:rFonts w:ascii="Calibri" w:hAnsi="Calibri" w:cs="Calibri" w:asciiTheme="minorHAnsi" w:cstheme="minorHAnsi" w:hAnsiTheme="minorHAnsi"/>
+          <w:b/>
           <w:b/>
           <w:bCs/>
           <w:sz w:val="20"/>
@@ -2077,7 +2134,7 @@
     </w:p>
     <w:p>
       <w:pPr>
-        <w:pStyle w:val="BodyText"/>
+        <w:pStyle w:val="Corpsdetexte"/>
         <w:rPr>
           <w:rFonts w:ascii="Calibri" w:hAnsi="Calibri" w:cs="Calibri" w:asciiTheme="minorHAnsi" w:cstheme="minorHAnsi" w:hAnsiTheme="minorHAnsi"/>
           <w:sz w:val="20"/>
@@ -2095,7 +2152,7 @@
     </w:p>
     <w:p>
       <w:pPr>
-        <w:pStyle w:val="BodyText"/>
+        <w:pStyle w:val="Corpsdetexte"/>
         <w:rPr>
           <w:rFonts w:ascii="Calibri" w:hAnsi="Calibri" w:cs="Calibri" w:asciiTheme="minorHAnsi" w:cstheme="minorHAnsi" w:hAnsiTheme="minorHAnsi"/>
           <w:highlight w:val="none"/>
@@ -2134,7 +2191,7 @@
     </w:p>
     <w:p>
       <w:pPr>
-        <w:pStyle w:val="BodyText"/>
+        <w:pStyle w:val="Corpsdetexte"/>
         <w:rPr>
           <w:rFonts w:ascii="Calibri" w:hAnsi="Calibri" w:cs="Calibri" w:asciiTheme="minorHAnsi" w:cstheme="minorHAnsi" w:hAnsiTheme="minorHAnsi"/>
           <w:sz w:val="20"/>
@@ -2152,7 +2209,7 @@
     </w:p>
     <w:p>
       <w:pPr>
-        <w:pStyle w:val="BodyText"/>
+        <w:pStyle w:val="Corpsdetexte"/>
         <w:rPr>
           <w:rFonts w:ascii="Calibri" w:hAnsi="Calibri" w:cs="Calibri" w:asciiTheme="minorHAnsi" w:cstheme="minorHAnsi" w:hAnsiTheme="minorHAnsi"/>
           <w:sz w:val="20"/>
@@ -2170,7 +2227,7 @@
     </w:p>
     <w:p>
       <w:pPr>
-        <w:pStyle w:val="BodyText"/>
+        <w:pStyle w:val="Corpsdetexte"/>
         <w:rPr>
           <w:rFonts w:ascii="Calibri" w:hAnsi="Calibri" w:cs="Calibri" w:asciiTheme="minorHAnsi" w:cstheme="minorHAnsi" w:hAnsiTheme="minorHAnsi"/>
           <w:sz w:val="20"/>
@@ -2205,7 +2262,7 @@
     </w:p>
     <w:p>
       <w:pPr>
-        <w:pStyle w:val="BodyText"/>
+        <w:pStyle w:val="Corpsdetexte"/>
         <w:rPr>
           <w:rFonts w:ascii="Calibri" w:hAnsi="Calibri" w:cs="Calibri" w:asciiTheme="minorHAnsi" w:cstheme="minorHAnsi" w:hAnsiTheme="minorHAnsi"/>
           <w:sz w:val="20"/>
@@ -2223,7 +2280,7 @@
     </w:p>
     <w:p>
       <w:pPr>
-        <w:pStyle w:val="BodyText"/>
+        <w:pStyle w:val="Corpsdetexte"/>
         <w:rPr>
           <w:rFonts w:ascii="Calibri" w:hAnsi="Calibri" w:cs="Calibri" w:asciiTheme="minorHAnsi" w:cstheme="minorHAnsi" w:hAnsiTheme="minorHAnsi"/>
           <w:sz w:val="20"/>
@@ -2240,7 +2297,7 @@
     </w:p>
     <w:p>
       <w:pPr>
-        <w:pStyle w:val="BodyText"/>
+        <w:pStyle w:val="Corpsdetexte"/>
         <w:rPr>
           <w:rFonts w:ascii="Calibri" w:hAnsi="Calibri" w:cs="Calibri" w:asciiTheme="minorHAnsi" w:cstheme="minorHAnsi" w:hAnsiTheme="minorHAnsi"/>
           <w:sz w:val="20"/>
@@ -2257,7 +2314,7 @@
     </w:p>
     <w:p>
       <w:pPr>
-        <w:pStyle w:val="BodyText"/>
+        <w:pStyle w:val="Corpsdetexte"/>
         <w:rPr>
           <w:rFonts w:ascii="Calibri" w:hAnsi="Calibri" w:cs="Calibri" w:asciiTheme="minorHAnsi" w:cstheme="minorHAnsi" w:hAnsiTheme="minorHAnsi"/>
           <w:sz w:val="20"/>
@@ -2274,10 +2331,10 @@
     </w:p>
     <w:p>
       <w:pPr>
-        <w:pStyle w:val="Heading4"/>
+        <w:pStyle w:val="Titre4"/>
         <w:numPr>
           <w:ilvl w:val="3"/>
-          <w:numId w:val="2"/>
+          <w:numId w:val="1"/>
         </w:numPr>
         <w:jc w:val="center"/>
         <w:rPr>
@@ -2297,7 +2354,7 @@
     </w:p>
     <w:p>
       <w:pPr>
-        <w:pStyle w:val="Lignehorizontaleuser"/>
+        <w:pStyle w:val="Lignehorizontale"/>
         <w:rPr>
           <w:rFonts w:ascii="Calibri" w:hAnsi="Calibri" w:cs="Calibri" w:asciiTheme="minorHAnsi" w:cstheme="minorHAnsi" w:hAnsiTheme="minorHAnsi"/>
           <w:sz w:val="20"/>
@@ -2314,7 +2371,7 @@
     </w:p>
     <w:p>
       <w:pPr>
-        <w:pStyle w:val="BodyText"/>
+        <w:pStyle w:val="Corpsdetexte"/>
         <w:rPr>
           <w:rFonts w:ascii="Calibri" w:hAnsi="Calibri" w:cs="Calibri" w:asciiTheme="minorHAnsi" w:cstheme="minorHAnsi" w:hAnsiTheme="minorHAnsi"/>
           <w:sz w:val="20"/>
@@ -2332,7 +2389,7 @@
     </w:p>
     <w:p>
       <w:pPr>
-        <w:pStyle w:val="BodyText"/>
+        <w:pStyle w:val="Corpsdetexte"/>
         <w:rPr>
           <w:rFonts w:ascii="Calibri" w:hAnsi="Calibri" w:cs="Calibri" w:asciiTheme="minorHAnsi" w:cstheme="minorHAnsi" w:hAnsiTheme="minorHAnsi"/>
           <w:sz w:val="20"/>
@@ -2350,13 +2407,6 @@
     </w:p>
     <w:p>
       <w:pPr>
-        <w:pStyle w:val="BodyText"/>
-        <w:spacing w:before="0" w:after="140"/>
-        <w:rPr>
-          <w:rFonts w:ascii="Calibri" w:hAnsi="Calibri" w:cs="Calibri" w:asciiTheme="minorHAnsi" w:cstheme="minorHAnsi" w:hAnsiTheme="minorHAnsi"/>
-          <w:sz w:val="20"/>
-          <w:szCs w:val="20"/>
-        </w:rPr>
         <w:sectPr>
           <w:type w:val="nextPage"/>
           <w:pgSz w:w="11906" w:h="16838"/>
@@ -2366,6 +2416,13 @@
           <w:textDirection w:val="lrTb"/>
           <w:docGrid w:type="default" w:linePitch="326" w:charSpace="0"/>
         </w:sectPr>
+        <w:pStyle w:val="Corpsdetexte"/>
+        <w:spacing w:before="0" w:after="140"/>
+        <w:rPr>
+          <w:rFonts w:ascii="Calibri" w:hAnsi="Calibri" w:cs="Calibri" w:asciiTheme="minorHAnsi" w:cstheme="minorHAnsi" w:hAnsiTheme="minorHAnsi"/>
+          <w:sz w:val="20"/>
+          <w:szCs w:val="20"/>
+        </w:rPr>
       </w:pPr>
       <w:r>
         <w:rPr>
@@ -2381,10 +2438,10 @@
     </w:p>
     <w:p>
       <w:pPr>
-        <w:pStyle w:val="Heading4"/>
+        <w:pStyle w:val="Titre4"/>
         <w:numPr>
           <w:ilvl w:val="3"/>
-          <w:numId w:val="2"/>
+          <w:numId w:val="1"/>
         </w:numPr>
         <w:spacing w:before="0" w:after="140"/>
         <w:jc w:val="center"/>
@@ -2405,7 +2462,7 @@
     </w:p>
     <w:p>
       <w:pPr>
-        <w:pStyle w:val="Lignehorizontaleuser"/>
+        <w:pStyle w:val="Lignehorizontale"/>
         <w:rPr>
           <w:rFonts w:ascii="Calibri" w:hAnsi="Calibri" w:cs="Calibri" w:asciiTheme="minorHAnsi" w:cstheme="minorHAnsi" w:hAnsiTheme="minorHAnsi"/>
           <w:sz w:val="20"/>
@@ -2467,6 +2524,7 @@
         </w:tabs>
         <w:ind w:left="0" w:hanging="0"/>
       </w:pPr>
+      <w:rPr/>
     </w:lvl>
     <w:lvl w:ilvl="1">
       <w:start w:val="1"/>
@@ -2480,6 +2538,7 @@
         </w:tabs>
         <w:ind w:left="0" w:hanging="0"/>
       </w:pPr>
+      <w:rPr/>
     </w:lvl>
     <w:lvl w:ilvl="2">
       <w:start w:val="1"/>
@@ -2493,6 +2552,7 @@
         </w:tabs>
         <w:ind w:left="0" w:hanging="0"/>
       </w:pPr>
+      <w:rPr/>
     </w:lvl>
     <w:lvl w:ilvl="3">
       <w:start w:val="1"/>
@@ -2506,6 +2566,7 @@
         </w:tabs>
         <w:ind w:left="0" w:hanging="0"/>
       </w:pPr>
+      <w:rPr/>
     </w:lvl>
     <w:lvl w:ilvl="4">
       <w:start w:val="1"/>
@@ -2519,6 +2580,7 @@
         </w:tabs>
         <w:ind w:left="0" w:hanging="0"/>
       </w:pPr>
+      <w:rPr/>
     </w:lvl>
     <w:lvl w:ilvl="5">
       <w:start w:val="1"/>
@@ -2532,6 +2594,7 @@
         </w:tabs>
         <w:ind w:left="0" w:hanging="0"/>
       </w:pPr>
+      <w:rPr/>
     </w:lvl>
     <w:lvl w:ilvl="6">
       <w:start w:val="1"/>
@@ -2545,6 +2608,7 @@
         </w:tabs>
         <w:ind w:left="0" w:hanging="0"/>
       </w:pPr>
+      <w:rPr/>
     </w:lvl>
     <w:lvl w:ilvl="7">
       <w:start w:val="1"/>
@@ -2558,6 +2622,7 @@
         </w:tabs>
         <w:ind w:left="0" w:hanging="0"/>
       </w:pPr>
+      <w:rPr/>
     </w:lvl>
     <w:lvl w:ilvl="8">
       <w:start w:val="1"/>
@@ -2571,6 +2636,7 @@
         </w:tabs>
         <w:ind w:left="0" w:hanging="0"/>
       </w:pPr>
+      <w:rPr/>
     </w:lvl>
   </w:abstractNum>
   <w:abstractNum w:abstractNumId="2">
@@ -2586,7 +2652,6 @@
         </w:tabs>
         <w:ind w:left="0" w:hanging="0"/>
       </w:pPr>
-      <w:rPr/>
     </w:lvl>
     <w:lvl w:ilvl="1">
       <w:start w:val="1"/>
@@ -2600,7 +2665,6 @@
         </w:tabs>
         <w:ind w:left="0" w:hanging="0"/>
       </w:pPr>
-      <w:rPr/>
     </w:lvl>
     <w:lvl w:ilvl="2">
       <w:start w:val="1"/>
@@ -2614,7 +2678,6 @@
         </w:tabs>
         <w:ind w:left="0" w:hanging="0"/>
       </w:pPr>
-      <w:rPr/>
     </w:lvl>
     <w:lvl w:ilvl="3">
       <w:start w:val="1"/>
@@ -2628,7 +2691,6 @@
         </w:tabs>
         <w:ind w:left="0" w:hanging="0"/>
       </w:pPr>
-      <w:rPr/>
     </w:lvl>
     <w:lvl w:ilvl="4">
       <w:start w:val="1"/>
@@ -2642,7 +2704,6 @@
         </w:tabs>
         <w:ind w:left="0" w:hanging="0"/>
       </w:pPr>
-      <w:rPr/>
     </w:lvl>
     <w:lvl w:ilvl="5">
       <w:start w:val="1"/>
@@ -2656,7 +2717,6 @@
         </w:tabs>
         <w:ind w:left="0" w:hanging="0"/>
       </w:pPr>
-      <w:rPr/>
     </w:lvl>
     <w:lvl w:ilvl="6">
       <w:start w:val="1"/>
@@ -2670,7 +2730,6 @@
         </w:tabs>
         <w:ind w:left="0" w:hanging="0"/>
       </w:pPr>
-      <w:rPr/>
     </w:lvl>
     <w:lvl w:ilvl="7">
       <w:start w:val="1"/>
@@ -2684,7 +2743,6 @@
         </w:tabs>
         <w:ind w:left="0" w:hanging="0"/>
       </w:pPr>
-      <w:rPr/>
     </w:lvl>
     <w:lvl w:ilvl="8">
       <w:start w:val="1"/>
@@ -2698,7 +2756,6 @@
         </w:tabs>
         <w:ind w:left="0" w:hanging="0"/>
       </w:pPr>
-      <w:rPr/>
     </w:lvl>
   </w:abstractNum>
   <w:num w:numId="1">
@@ -3125,16 +3182,16 @@
       <w:lang w:val="fr-FR" w:eastAsia="zh-CN" w:bidi="hi-IN"/>
     </w:rPr>
   </w:style>
-  <w:style w:type="paragraph" w:styleId="Heading1">
-    <w:name w:val="heading 1"/>
+  <w:style w:type="paragraph" w:styleId="Titre1">
+    <w:name w:val="Heading 1"/>
     <w:basedOn w:val="Normal"/>
-    <w:next w:val="BodyText"/>
+    <w:next w:val="Corpsdetexte"/>
     <w:uiPriority w:val="9"/>
     <w:qFormat/>
     <w:pPr>
       <w:numPr>
         <w:ilvl w:val="0"/>
-        <w:numId w:val="2"/>
+        <w:numId w:val="1"/>
       </w:numPr>
       <w:spacing w:before="240" w:after="120"/>
       <w:outlineLvl w:val="0"/>
@@ -3146,17 +3203,17 @@
       <w:szCs w:val="36"/>
     </w:rPr>
   </w:style>
-  <w:style w:type="paragraph" w:styleId="Heading4">
-    <w:name w:val="heading 4"/>
+  <w:style w:type="paragraph" w:styleId="Titre4">
+    <w:name w:val="Heading 4"/>
     <w:basedOn w:val="Normal"/>
-    <w:next w:val="BodyText"/>
+    <w:next w:val="Corpsdetexte"/>
     <w:uiPriority w:val="9"/>
     <w:unhideWhenUsed/>
     <w:qFormat/>
     <w:pPr>
       <w:numPr>
         <w:ilvl w:val="3"/>
-        <w:numId w:val="2"/>
+        <w:numId w:val="1"/>
       </w:numPr>
       <w:spacing w:before="120" w:after="120"/>
       <w:outlineLvl w:val="3"/>
@@ -3186,7 +3243,7 @@
       <w:iCs/>
     </w:rPr>
   </w:style>
-  <w:style w:type="character" w:styleId="CommentReference">
+  <w:style w:type="character" w:styleId="Annotationreference">
     <w:name w:val="annotation reference"/>
     <w:basedOn w:val="DefaultParagraphFont"/>
     <w:uiPriority w:val="99"/>
@@ -3215,7 +3272,7 @@
   <w:style w:type="character" w:styleId="ObjetducommentaireCar" w:customStyle="1">
     <w:name w:val="Objet du commentaire Car"/>
     <w:basedOn w:val="CommentaireCar"/>
-    <w:link w:val="annotationsubject"/>
+    <w:link w:val="Annotationsubject"/>
     <w:uiPriority w:val="99"/>
     <w:semiHidden/>
     <w:qFormat/>
@@ -3231,19 +3288,19 @@
   <w:style w:type="paragraph" w:styleId="Titre">
     <w:name w:val="Titre"/>
     <w:basedOn w:val="Normal"/>
-    <w:next w:val="BodyText"/>
+    <w:next w:val="Corpsdetexte"/>
     <w:qFormat/>
     <w:pPr>
       <w:keepNext w:val="true"/>
       <w:spacing w:before="240" w:after="120"/>
     </w:pPr>
     <w:rPr>
-      <w:rFonts w:ascii="Liberation Sans" w:hAnsi="Liberation Sans" w:eastAsia="Noto Sans CJK SC" w:cs="Noto Sans Devanagari"/>
+      <w:rFonts w:ascii="Liberation Sans" w:hAnsi="Liberation Sans" w:eastAsia="Noto Sans CJK SC" w:cs="Lohit Devanagari"/>
       <w:sz w:val="28"/>
       <w:szCs w:val="28"/>
     </w:rPr>
   </w:style>
-  <w:style w:type="paragraph" w:styleId="BodyText">
+  <w:style w:type="paragraph" w:styleId="Corpsdetexte">
     <w:name w:val="Body Text"/>
     <w:basedOn w:val="Normal"/>
     <w:pPr>
@@ -3251,10 +3308,35 @@
     </w:pPr>
     <w:rPr/>
   </w:style>
-  <w:style w:type="paragraph" w:styleId="List">
+  <w:style w:type="paragraph" w:styleId="Liste">
     <w:name w:val="List"/>
-    <w:basedOn w:val="BodyText"/>
+    <w:basedOn w:val="Corpsdetexte"/>
     <w:pPr/>
+    <w:rPr/>
+  </w:style>
+  <w:style w:type="paragraph" w:styleId="Lgende">
+    <w:name w:val="Caption"/>
+    <w:basedOn w:val="Normal"/>
+    <w:qFormat/>
+    <w:pPr>
+      <w:suppressLineNumbers/>
+      <w:spacing w:before="120" w:after="120"/>
+    </w:pPr>
+    <w:rPr>
+      <w:rFonts w:cs="Lohit Devanagari"/>
+      <w:i/>
+      <w:iCs/>
+      <w:sz w:val="24"/>
+      <w:szCs w:val="24"/>
+    </w:rPr>
+  </w:style>
+  <w:style w:type="paragraph" w:styleId="Index" w:customStyle="1">
+    <w:name w:val="Index"/>
+    <w:basedOn w:val="Normal"/>
+    <w:qFormat/>
+    <w:pPr>
+      <w:suppressLineNumbers/>
+    </w:pPr>
     <w:rPr/>
   </w:style>
   <w:style w:type="paragraph" w:styleId="Caption">
@@ -3270,34 +3352,10 @@
       <w:iCs/>
     </w:rPr>
   </w:style>
-  <w:style w:type="paragraph" w:styleId="Index" w:customStyle="1">
-    <w:name w:val="Index"/>
-    <w:basedOn w:val="Normal"/>
-    <w:qFormat/>
-    <w:pPr>
-      <w:suppressLineNumbers/>
-    </w:pPr>
-    <w:rPr/>
-  </w:style>
-  <w:style w:type="paragraph" w:styleId="Titreuser">
-    <w:name w:val="Titre (user)"/>
-    <w:basedOn w:val="Normal"/>
-    <w:next w:val="BodyText"/>
-    <w:qFormat/>
-    <w:pPr>
-      <w:keepNext w:val="true"/>
-      <w:spacing w:before="240" w:after="120"/>
-    </w:pPr>
-    <w:rPr>
-      <w:rFonts w:ascii="Liberation Sans" w:hAnsi="Liberation Sans" w:eastAsia="Noto Sans CJK SC" w:cs="Lohit Devanagari"/>
-      <w:sz w:val="28"/>
-      <w:szCs w:val="28"/>
-    </w:rPr>
-  </w:style>
-  <w:style w:type="paragraph" w:styleId="Title">
+  <w:style w:type="paragraph" w:styleId="Titreprincipal">
     <w:name w:val="Title"/>
     <w:basedOn w:val="Normal"/>
-    <w:next w:val="BodyText"/>
+    <w:next w:val="Corpsdetexte"/>
     <w:uiPriority w:val="10"/>
     <w:qFormat/>
     <w:pPr>
@@ -3310,10 +3368,10 @@
       <w:szCs w:val="56"/>
     </w:rPr>
   </w:style>
-  <w:style w:type="paragraph" w:styleId="Lignehorizontaleuser" w:customStyle="1">
-    <w:name w:val="Ligne horizontale (user)"/>
+  <w:style w:type="paragraph" w:styleId="Lignehorizontale" w:customStyle="1">
+    <w:name w:val="Ligne horizontale"/>
     <w:basedOn w:val="Normal"/>
-    <w:next w:val="BodyText"/>
+    <w:next w:val="Corpsdetexte"/>
     <w:qFormat/>
     <w:pPr>
       <w:suppressLineNumbers/>
@@ -3327,8 +3385,8 @@
       <w:szCs w:val="12"/>
     </w:rPr>
   </w:style>
-  <w:style w:type="paragraph" w:styleId="Texteprformatuser" w:customStyle="1">
-    <w:name w:val="Texte préformaté (user)"/>
+  <w:style w:type="paragraph" w:styleId="Texteprformat" w:customStyle="1">
+    <w:name w:val="Texte préformaté"/>
     <w:basedOn w:val="Normal"/>
     <w:qFormat/>
     <w:pPr/>
@@ -3340,7 +3398,7 @@
   </w:style>
   <w:style w:type="paragraph" w:styleId="LigneH2" w:customStyle="1">
     <w:name w:val="Ligne H 2"/>
-    <w:basedOn w:val="Lignehorizontaleuser"/>
+    <w:basedOn w:val="Lignehorizontale"/>
     <w:qFormat/>
     <w:pPr>
       <w:pBdr>
@@ -3349,7 +3407,7 @@
     </w:pPr>
     <w:rPr/>
   </w:style>
-  <w:style w:type="paragraph" w:styleId="CommentText">
+  <w:style w:type="paragraph" w:styleId="Annotationtext">
     <w:name w:val="annotation text"/>
     <w:basedOn w:val="Normal"/>
     <w:link w:val="CommentaireCar"/>
@@ -3365,10 +3423,10 @@
       <w:szCs w:val="18"/>
     </w:rPr>
   </w:style>
-  <w:style w:type="paragraph" w:styleId="annotationsubject">
+  <w:style w:type="paragraph" w:styleId="Annotationsubject">
     <w:name w:val="annotation subject"/>
-    <w:basedOn w:val="CommentText"/>
-    <w:next w:val="CommentText"/>
+    <w:basedOn w:val="Annotationtext"/>
+    <w:next w:val="Annotationtext"/>
     <w:link w:val="ObjetducommentaireCar"/>
     <w:uiPriority w:val="99"/>
     <w:semiHidden/>

--- a/tiac/doc_templates/investigation_tiac.docx
+++ b/tiac/doc_templates/investigation_tiac.docx
@@ -200,39 +200,7 @@
           <w:sz w:val="20"/>
           <w:szCs w:val="20"/>
         </w:rPr>
-        <w:t xml:space="preserve">Date de </w:t>
-      </w:r>
-      <w:r>
-        <w:rPr>
-          <w:rFonts w:cs="Calibri" w:ascii="Calibri" w:hAnsi="Calibri" w:asciiTheme="minorHAnsi" w:cstheme="minorHAnsi" w:hAnsiTheme="minorHAnsi"/>
-          <w:sz w:val="20"/>
-          <w:szCs w:val="20"/>
-        </w:rPr>
-        <w:t>publication</w:t>
-      </w:r>
-      <w:r>
-        <w:rPr>
-          <w:rFonts w:cs="Calibri" w:ascii="Calibri" w:hAnsi="Calibri" w:asciiTheme="minorHAnsi" w:cstheme="minorHAnsi" w:hAnsiTheme="minorHAnsi"/>
-          <w:sz w:val="20"/>
-          <w:szCs w:val="20"/>
-        </w:rPr>
-        <w:t>: {{object.date_</w:t>
-      </w:r>
-      <w:r>
-        <w:rPr>
-          <w:rFonts w:cs="Calibri" w:ascii="Calibri" w:hAnsi="Calibri" w:asciiTheme="minorHAnsi" w:cstheme="minorHAnsi" w:hAnsiTheme="minorHAnsi"/>
-          <w:sz w:val="20"/>
-          <w:szCs w:val="20"/>
-        </w:rPr>
-        <w:t>publication</w:t>
-      </w:r>
-      <w:r>
-        <w:rPr>
-          <w:rFonts w:cs="Calibri" w:ascii="Calibri" w:hAnsi="Calibri" w:asciiTheme="minorHAnsi" w:cstheme="minorHAnsi" w:hAnsiTheme="minorHAnsi"/>
-          <w:sz w:val="20"/>
-          <w:szCs w:val="20"/>
-        </w:rPr>
-        <w:t>.strftime("%Y-%m-%d %H:%M") }}</w:t>
+        <w:t>Date de publication: {{object.date_publication.strftime("%Y-%m-%d %H:%M") }}</w:t>
       </w:r>
     </w:p>
     <w:p>
@@ -287,6 +255,40 @@
           <w:szCs w:val="20"/>
         </w:rPr>
         <w:t>Modalités de déclaration : {{ object.get_modalites_declaration_display() or '-'  }}</w:t>
+      </w:r>
+    </w:p>
+    <w:p>
+      <w:pPr>
+        <w:pStyle w:val="Corpsdetexte"/>
+        <w:rPr>
+          <w:rFonts w:ascii="Calibri" w:hAnsi="Calibri" w:cs="Calibri" w:asciiTheme="minorHAnsi" w:cstheme="minorHAnsi" w:hAnsiTheme="minorHAnsi"/>
+          <w:sz w:val="20"/>
+          <w:szCs w:val="20"/>
+        </w:rPr>
+      </w:pPr>
+      <w:r>
+        <w:rPr>
+          <w:rFonts w:cs="Calibri" w:ascii="Calibri" w:hAnsi="Calibri" w:asciiTheme="minorHAnsi" w:cstheme="minorHAnsi" w:hAnsiTheme="minorHAnsi"/>
+          <w:sz w:val="20"/>
+          <w:szCs w:val="20"/>
+        </w:rPr>
+        <w:t>N° RASFF/AAC : {{ object.</w:t>
+      </w:r>
+      <w:r>
+        <w:rPr>
+          <w:rFonts w:cs="Calibri" w:ascii="Calibri" w:hAnsi="Calibri" w:asciiTheme="minorHAnsi" w:cstheme="minorHAnsi" w:hAnsiTheme="minorHAnsi"/>
+          <w:sz w:val="20"/>
+          <w:szCs w:val="20"/>
+        </w:rPr>
+        <w:t>numero_rasff</w:t>
+      </w:r>
+      <w:r>
+        <w:rPr>
+          <w:rFonts w:cs="Calibri" w:ascii="Calibri" w:hAnsi="Calibri" w:asciiTheme="minorHAnsi" w:cstheme="minorHAnsi" w:hAnsiTheme="minorHAnsi"/>
+          <w:sz w:val="20"/>
+          <w:szCs w:val="20"/>
+        </w:rPr>
+        <w:t xml:space="preserve"> or '-'  }}</w:t>
       </w:r>
     </w:p>
     <w:tbl>

--- a/tiac/doc_templates/investigation_tiac.docx
+++ b/tiac/doc_templates/investigation_tiac.docx
@@ -188,19 +188,21 @@
     <w:p>
       <w:pPr>
         <w:pStyle w:val="Corpsdetexte"/>
-        <w:rPr>
-          <w:rFonts w:ascii="Calibri" w:hAnsi="Calibri" w:cs="Calibri" w:asciiTheme="minorHAnsi" w:cstheme="minorHAnsi" w:hAnsiTheme="minorHAnsi"/>
-          <w:sz w:val="20"/>
-          <w:szCs w:val="20"/>
-        </w:rPr>
-      </w:pPr>
-      <w:r>
-        <w:rPr>
-          <w:rFonts w:cs="Calibri" w:ascii="Calibri" w:hAnsi="Calibri" w:asciiTheme="minorHAnsi" w:cstheme="minorHAnsi" w:hAnsiTheme="minorHAnsi"/>
-          <w:sz w:val="20"/>
-          <w:szCs w:val="20"/>
-        </w:rPr>
-        <w:t>Date de publication: {{object.date_publication.strftime("%Y-%m-%d %H:%M") }}</w:t>
+        <w:bidi w:val="0"/>
+        <w:jc w:val="left"/>
+        <w:rPr>
+          <w:rFonts w:ascii="Calibri" w:hAnsi="Calibri" w:cs="Calibri" w:asciiTheme="minorHAnsi" w:cstheme="minorHAnsi" w:hAnsiTheme="minorHAnsi"/>
+          <w:sz w:val="20"/>
+          <w:szCs w:val="20"/>
+        </w:rPr>
+      </w:pPr>
+      <w:r>
+        <w:rPr>
+          <w:rFonts w:cs="Calibri" w:ascii="Calibri" w:hAnsi="Calibri" w:asciiTheme="minorHAnsi" w:cstheme="minorHAnsi" w:hAnsiTheme="minorHAnsi"/>
+          <w:sz w:val="20"/>
+          <w:szCs w:val="20"/>
+        </w:rPr>
+        <w:t>Date de publication: {% if object.date_publication %}{{object.date_publication.strftime("%Y-%m-%d %H:%M") }}{% else %} - {% endif %}</w:t>
       </w:r>
     </w:p>
     <w:p>
@@ -272,23 +274,7 @@
           <w:sz w:val="20"/>
           <w:szCs w:val="20"/>
         </w:rPr>
-        <w:t>N° RASFF/AAC : {{ object.</w:t>
-      </w:r>
-      <w:r>
-        <w:rPr>
-          <w:rFonts w:cs="Calibri" w:ascii="Calibri" w:hAnsi="Calibri" w:asciiTheme="minorHAnsi" w:cstheme="minorHAnsi" w:hAnsiTheme="minorHAnsi"/>
-          <w:sz w:val="20"/>
-          <w:szCs w:val="20"/>
-        </w:rPr>
-        <w:t>numero_rasff</w:t>
-      </w:r>
-      <w:r>
-        <w:rPr>
-          <w:rFonts w:cs="Calibri" w:ascii="Calibri" w:hAnsi="Calibri" w:asciiTheme="minorHAnsi" w:cstheme="minorHAnsi" w:hAnsiTheme="minorHAnsi"/>
-          <w:sz w:val="20"/>
-          <w:szCs w:val="20"/>
-        </w:rPr>
-        <w:t xml:space="preserve"> or '-'  }}</w:t>
+        <w:t>N° RASFF/AAC : {{ object.numero_rasff or '-'  }}</w:t>
       </w:r>
     </w:p>
     <w:tbl>

--- a/tiac/doc_templates/investigation_tiac.docx
+++ b/tiac/doc_templates/investigation_tiac.docx
@@ -362,24 +362,6 @@
           <w:sz w:val="20"/>
           <w:szCs w:val="20"/>
         </w:rPr>
-        <w:t>Enquête auprès des cas :{% if object.will_trigger_inquiry == True %} Oui {% elif object. will_trigger_inquiry == False%}Non {% endif%}</w:t>
-      </w:r>
-    </w:p>
-    <w:p>
-      <w:pPr>
-        <w:pStyle w:val="Corpsdetexte"/>
-        <w:rPr>
-          <w:rFonts w:ascii="Calibri" w:hAnsi="Calibri" w:cs="Calibri" w:asciiTheme="minorHAnsi" w:cstheme="minorHAnsi" w:hAnsiTheme="minorHAnsi"/>
-          <w:sz w:val="20"/>
-          <w:szCs w:val="20"/>
-        </w:rPr>
-      </w:pPr>
-      <w:r>
-        <w:rPr>
-          <w:rFonts w:cs="Calibri" w:ascii="Calibri" w:hAnsi="Calibri" w:asciiTheme="minorHAnsi" w:cstheme="minorHAnsi" w:hAnsiTheme="minorHAnsi"/>
-          <w:sz w:val="20"/>
-          <w:szCs w:val="20"/>
-        </w:rPr>
         <w:t>Numéro SIVSS : {{ object.numero_sivss or '-'  }}</w:t>
       </w:r>
     </w:p>
@@ -727,30 +709,7 @@
         </w:rPr>
       </w:pPr>
       <w:r>
-        <w:rPr>
-          <w:rFonts w:cs="Calibri" w:ascii="Calibri" w:hAnsi="Calibri" w:asciiTheme="minorHAnsi" w:cstheme="minorHAnsi" w:hAnsiTheme="minorHAnsi"/>
-          <w:sz w:val="20"/>
-          <w:szCs w:val="20"/>
-        </w:rPr>
-        <w:t>Analyses engagées sur les malades : {{ object.get_analys</w:t>
-      </w:r>
-      <w:bookmarkStart w:id="2" w:name="__DdeLink__773_3629366771"/>
-      <w:r>
-        <w:rPr>
-          <w:rFonts w:cs="Calibri" w:ascii="Calibri" w:hAnsi="Calibri" w:asciiTheme="minorHAnsi" w:cstheme="minorHAnsi" w:hAnsiTheme="minorHAnsi"/>
-          <w:sz w:val="20"/>
-          <w:szCs w:val="20"/>
-        </w:rPr>
-        <w:t>es_sur_les_malades_displa</w:t>
-      </w:r>
-      <w:bookmarkEnd w:id="2"/>
-      <w:r>
-        <w:rPr>
-          <w:rFonts w:cs="Calibri" w:ascii="Calibri" w:hAnsi="Calibri" w:asciiTheme="minorHAnsi" w:cstheme="minorHAnsi" w:hAnsiTheme="minorHAnsi"/>
-          <w:sz w:val="20"/>
-          <w:szCs w:val="20"/>
-        </w:rPr>
-        <w:t>y() }}</w:t>
+        <w:rPr/>
       </w:r>
     </w:p>
     <w:p>
@@ -763,12 +722,7 @@
         </w:rPr>
       </w:pPr>
       <w:r>
-        <w:rPr>
-          <w:rFonts w:cs="Calibri" w:ascii="Calibri" w:hAnsi="Calibri" w:asciiTheme="minorHAnsi" w:cstheme="minorHAnsi" w:hAnsiTheme="minorHAnsi"/>
-          <w:sz w:val="20"/>
-          <w:szCs w:val="20"/>
-        </w:rPr>
-        <w:t>Précisions : {{ object.precisions }}</w:t>
+        <w:rPr/>
       </w:r>
     </w:p>
     <w:p>
@@ -809,6 +763,60 @@
           <w:sz w:val="20"/>
           <w:szCs w:val="20"/>
         </w:rPr>
+      </w:r>
+    </w:p>
+    <w:p>
+      <w:pPr>
+        <w:pStyle w:val="Normal"/>
+        <w:rPr>
+          <w:rFonts w:ascii="Calibri" w:hAnsi="Calibri" w:cs="Calibri" w:asciiTheme="minorHAnsi" w:cstheme="minorHAnsi" w:hAnsiTheme="minorHAnsi"/>
+          <w:sz w:val="20"/>
+          <w:szCs w:val="20"/>
+        </w:rPr>
+      </w:pPr>
+      <w:r>
+        <w:rPr>
+          <w:rFonts w:cs="Calibri" w:ascii="Calibri" w:hAnsi="Calibri" w:asciiTheme="minorHAnsi" w:cstheme="minorHAnsi" w:hAnsiTheme="minorHAnsi"/>
+          <w:sz w:val="20"/>
+          <w:szCs w:val="20"/>
+        </w:rPr>
+        <w:t>Analyses engagées sur les malades : {{ object.get_analys</w:t>
+      </w:r>
+      <w:bookmarkStart w:id="2" w:name="__DdeLink__773_3629366771"/>
+      <w:r>
+        <w:rPr>
+          <w:rFonts w:cs="Calibri" w:ascii="Calibri" w:hAnsi="Calibri" w:asciiTheme="minorHAnsi" w:cstheme="minorHAnsi" w:hAnsiTheme="minorHAnsi"/>
+          <w:sz w:val="20"/>
+          <w:szCs w:val="20"/>
+        </w:rPr>
+        <w:t>es_sur_les_malades_displa</w:t>
+      </w:r>
+      <w:bookmarkEnd w:id="2"/>
+      <w:r>
+        <w:rPr>
+          <w:rFonts w:cs="Calibri" w:ascii="Calibri" w:hAnsi="Calibri" w:asciiTheme="minorHAnsi" w:cstheme="minorHAnsi" w:hAnsiTheme="minorHAnsi"/>
+          <w:sz w:val="20"/>
+          <w:szCs w:val="20"/>
+        </w:rPr>
+        <w:t>y() }}</w:t>
+      </w:r>
+    </w:p>
+    <w:p>
+      <w:pPr>
+        <w:pStyle w:val="Normal"/>
+        <w:rPr>
+          <w:rFonts w:ascii="Calibri" w:hAnsi="Calibri" w:cs="Calibri" w:asciiTheme="minorHAnsi" w:cstheme="minorHAnsi" w:hAnsiTheme="minorHAnsi"/>
+          <w:sz w:val="20"/>
+          <w:szCs w:val="20"/>
+        </w:rPr>
+      </w:pPr>
+      <w:r>
+        <w:rPr>
+          <w:rFonts w:cs="Calibri" w:ascii="Calibri" w:hAnsi="Calibri" w:asciiTheme="minorHAnsi" w:cstheme="minorHAnsi" w:hAnsiTheme="minorHAnsi"/>
+          <w:sz w:val="20"/>
+          <w:szCs w:val="20"/>
+        </w:rPr>
+        <w:t>Précisions : {{ object.precisions }}</w:t>
       </w:r>
     </w:p>
     <w:p>

--- a/tiac/doc_templates/investigation_tiac.docx
+++ b/tiac/doc_templates/investigation_tiac.docx
@@ -709,7 +709,11 @@
         </w:rPr>
       </w:pPr>
       <w:r>
-        <w:rPr/>
+        <w:rPr>
+          <w:rFonts w:cs="Calibri" w:cstheme="minorHAnsi" w:ascii="Calibri" w:hAnsi="Calibri"/>
+          <w:sz w:val="20"/>
+          <w:szCs w:val="20"/>
+        </w:rPr>
       </w:r>
     </w:p>
     <w:p>
@@ -722,7 +726,11 @@
         </w:rPr>
       </w:pPr>
       <w:r>
-        <w:rPr/>
+        <w:rPr>
+          <w:rFonts w:cs="Calibri" w:cstheme="minorHAnsi" w:ascii="Calibri" w:hAnsi="Calibri"/>
+          <w:sz w:val="20"/>
+          <w:szCs w:val="20"/>
+        </w:rPr>
       </w:r>
     </w:p>
     <w:p>
@@ -745,7 +753,7 @@
           <w:sz w:val="24"/>
           <w:szCs w:val="24"/>
         </w:rPr>
-        <w:t>Agents pathogènes confirmés par l’ARS</w:t>
+        <w:t>Informations apportées par l’ARS</w:t>
       </w:r>
     </w:p>
     <w:p>
@@ -834,7 +842,7 @@
           <w:sz w:val="20"/>
           <w:szCs w:val="20"/>
         </w:rPr>
-        <w:t>Agents pathogènes confirmés par l’ARS : {{ object.agents_confirmes_ars_labels}}</w:t>
+        <w:t>Agent pathogène détecté sur les malades : {{ object.agents_confirmes_ars_labels}}</w:t>
       </w:r>
     </w:p>
     <w:p>
